--- a/s.docx
+++ b/s.docx
@@ -36,7 +36,7 @@
     </w:p>
     <w:p>
       <w:pPr>
-        <w:spacing w:after="100"/>
+        <w:spacing w:after="80"/>
       </w:pPr>
       <w:r>
         <w:rPr>
@@ -46,22 +46,22 @@
           <w:sz w:val="22"/>
           <w:szCs w:val="22"/>
         </w:rPr>
-        <w:t xml:space="preserve">Epic: </w:t>
-      </w:r>
-      <w:r>
-        <w:rPr>
-          <w:rFonts w:ascii="Arial" w:cs="Arial" w:eastAsia="Arial" w:hAnsi="Arial"/>
-          <w:sz w:val="22"/>
-          <w:szCs w:val="22"/>
-        </w:rPr>
-        <w:t xml:space="preserve">Minh bạch hành trình xe ghép</w:t>
+        <w:t xml:space="preserve">EPIC: Minh bạch hành trình xe ghép</w:t>
       </w:r>
     </w:p>
     <w:p>
       <w:pPr>
-        <w:spacing w:after="100"/>
-        <w:ind w:left="360"/>
-      </w:pPr>
+        <w:spacing w:after="80"/>
+        <w:ind w:left="600" w:hanging="600"/>
+      </w:pPr>
+      <w:r>
+        <w:rPr>
+          <w:rFonts w:ascii="Courier New" w:cs="Courier New" w:eastAsia="Courier New" w:hAnsi="Courier New"/>
+          <w:sz w:val="22"/>
+          <w:szCs w:val="22"/>
+        </w:rPr>
+        <w:t xml:space="preserve">├─	</w:t>
+      </w:r>
       <w:r>
         <w:rPr>
           <w:rFonts w:ascii="Arial" w:cs="Arial" w:eastAsia="Arial" w:hAnsi="Arial"/>
@@ -84,8 +84,16 @@
     <w:p>
       <w:pPr>
         <w:spacing w:after="80"/>
-        <w:ind w:left="720" w:hanging="0"/>
-      </w:pPr>
+        <w:ind w:left="1500" w:hanging="900"/>
+      </w:pPr>
+      <w:r>
+        <w:rPr>
+          <w:rFonts w:ascii="Courier New" w:cs="Courier New" w:eastAsia="Courier New" w:hAnsi="Courier New"/>
+          <w:sz w:val="22"/>
+          <w:szCs w:val="22"/>
+        </w:rPr>
+        <w:t xml:space="preserve">│  ├─	</w:t>
+      </w:r>
       <w:r>
         <w:rPr>
           <w:rFonts w:ascii="Arial" w:cs="Arial" w:eastAsia="Arial" w:hAnsi="Arial"/>
@@ -102,14 +110,22 @@
           <w:sz w:val="22"/>
           <w:szCs w:val="22"/>
         </w:rPr>
-        <w:t xml:space="preserve">Là khách đi xe ghép, tôi muốn xem thứ tự đón và biết xe đang đón ai, để biết khi nào đến lượt mình.</w:t>
+        <w:t xml:space="preserve">Là khách đi xe ghép, tôi muốn xem thứ tự đón các khách trong chuyến, để biết xe đang đón ai và khi nào đến lượt mình.</w:t>
       </w:r>
     </w:p>
     <w:p>
       <w:pPr>
         <w:spacing w:after="80"/>
-        <w:ind w:left="720" w:hanging="0"/>
-      </w:pPr>
+        <w:ind w:left="1500" w:hanging="900"/>
+      </w:pPr>
+      <w:r>
+        <w:rPr>
+          <w:rFonts w:ascii="Courier New" w:cs="Courier New" w:eastAsia="Courier New" w:hAnsi="Courier New"/>
+          <w:sz w:val="22"/>
+          <w:szCs w:val="22"/>
+        </w:rPr>
+        <w:t xml:space="preserve">│  └─	</w:t>
+      </w:r>
       <w:r>
         <w:rPr>
           <w:rFonts w:ascii="Arial" w:cs="Arial" w:eastAsia="Arial" w:hAnsi="Arial"/>
@@ -126,14 +142,22 @@
           <w:sz w:val="22"/>
           <w:szCs w:val="22"/>
         </w:rPr>
-        <w:t xml:space="preserve">Là khách đi xe ghép, tôi muốn xem thời gian dự kiến xe đến điểm đón của mình, để chủ động chuẩn bị và không phải chờ vô ích.</w:t>
+        <w:t xml:space="preserve">Là khách đi xe ghép, tôi muốn xem vị trí xe và thời gian dự kiến xe đến điểm đón của mình, để biết còn phải chờ bao lâu.</w:t>
       </w:r>
     </w:p>
     <w:p>
       <w:pPr>
-        <w:spacing w:after="100" w:before="120"/>
-        <w:ind w:left="360"/>
-      </w:pPr>
+        <w:spacing w:after="80"/>
+        <w:ind w:left="600" w:hanging="600"/>
+      </w:pPr>
+      <w:r>
+        <w:rPr>
+          <w:rFonts w:ascii="Courier New" w:cs="Courier New" w:eastAsia="Courier New" w:hAnsi="Courier New"/>
+          <w:sz w:val="22"/>
+          <w:szCs w:val="22"/>
+        </w:rPr>
+        <w:t xml:space="preserve">└─	</w:t>
+      </w:r>
       <w:r>
         <w:rPr>
           <w:rFonts w:ascii="Arial" w:cs="Arial" w:eastAsia="Arial" w:hAnsi="Arial"/>
@@ -156,8 +180,16 @@
     <w:p>
       <w:pPr>
         <w:spacing w:after="80"/>
-        <w:ind w:left="720" w:hanging="0"/>
-      </w:pPr>
+        <w:ind w:left="1500" w:hanging="900"/>
+      </w:pPr>
+      <w:r>
+        <w:rPr>
+          <w:rFonts w:ascii="Courier New" w:cs="Courier New" w:eastAsia="Courier New" w:hAnsi="Courier New"/>
+          <w:sz w:val="22"/>
+          <w:szCs w:val="22"/>
+        </w:rPr>
+        <w:t xml:space="preserve">   ├─	</w:t>
+      </w:r>
       <w:r>
         <w:rPr>
           <w:rFonts w:ascii="Arial" w:cs="Arial" w:eastAsia="Arial" w:hAnsi="Arial"/>
@@ -174,14 +206,22 @@
           <w:sz w:val="22"/>
           <w:szCs w:val="22"/>
         </w:rPr>
-        <w:t xml:space="preserve">Là khách đi xe ghép, tôi muốn báo sự cố ngay trong chuyến bằng một thao tác, để được hỗ trợ kịp thời.</w:t>
+        <w:t xml:space="preserve">Là khách đi xe ghép, tôi muốn bấm nút báo sự cố và chọn loại sự cố ngay trong chuyến, để được bộ phận hỗ trợ ghi nhận kịp thời.</w:t>
       </w:r>
     </w:p>
     <w:p>
       <w:pPr>
         <w:spacing w:after="80"/>
-        <w:ind w:left="720" w:hanging="0"/>
-      </w:pPr>
+        <w:ind w:left="1500" w:hanging="900"/>
+      </w:pPr>
+      <w:r>
+        <w:rPr>
+          <w:rFonts w:ascii="Courier New" w:cs="Courier New" w:eastAsia="Courier New" w:hAnsi="Courier New"/>
+          <w:sz w:val="22"/>
+          <w:szCs w:val="22"/>
+        </w:rPr>
+        <w:t xml:space="preserve">   └─	</w:t>
+      </w:r>
       <w:r>
         <w:rPr>
           <w:rFonts w:ascii="Arial" w:cs="Arial" w:eastAsia="Arial" w:hAnsi="Arial"/>
@@ -198,23 +238,22 @@
           <w:sz w:val="22"/>
           <w:szCs w:val="22"/>
         </w:rPr>
-        <w:t xml:space="preserve">Là khách đi xe ghép, tôi muốn xem trạng thái xử lý yêu cầu hỗ trợ của mình, để biết mình cần làm gì tiếp và khi nào được phản hồi.</w:t>
+        <w:t xml:space="preserve">Là khách đi xe ghép, tôi muốn xem hướng dẫn xử lý các tình huống thường gặp trong ứng dụng, để biết mình cần làm gì mà không phải chờ nhân viên.</w:t>
       </w:r>
     </w:p>
     <w:p>
       <w:pPr>
-        <w:pStyle w:val="Heading1"/>
-        <w:spacing w:after="140" w:before="280"/>
+        <w:spacing w:after="100" w:before="160"/>
       </w:pPr>
       <w:r>
         <w:rPr>
           <w:rFonts w:ascii="Arial" w:cs="Arial" w:eastAsia="Arial" w:hAnsi="Arial"/>
           <w:b/>
           <w:bCs/>
-          <w:sz w:val="30"/>
-          <w:szCs w:val="30"/>
-        </w:rPr>
-        <w:t xml:space="preserve">Phần 2 - Sắp xếp theo D.E.E.P</w:t>
+          <w:sz w:val="22"/>
+          <w:szCs w:val="22"/>
+        </w:rPr>
+        <w:t xml:space="preserve">Kiểm tra INVEST cho từng User Story:</w:t>
       </w:r>
     </w:p>
     <w:tbl>
@@ -230,9 +269,14 @@
         </w:tblBorders>
       </w:tblPr>
       <w:tblGrid>
-        <w:gridCol w:w="900"/>
-        <w:gridCol w:w="2700"/>
-        <w:gridCol w:w="5760"/>
+        <w:gridCol w:w="800"/>
+        <w:gridCol w:w="600"/>
+        <w:gridCol w:w="600"/>
+        <w:gridCol w:w="600"/>
+        <w:gridCol w:w="600"/>
+        <w:gridCol w:w="600"/>
+        <w:gridCol w:w="600"/>
+        <w:gridCol w:w="4960"/>
       </w:tblGrid>
       <w:tr>
         <w:trPr>
@@ -240,7 +284,7 @@
         </w:trPr>
         <w:tc>
           <w:tcPr>
-            <w:tcW w:type="dxa" w:w="900"/>
+            <w:tcW w:type="dxa" w:w="800"/>
             <w:tcBorders>
               <w:top w:val="single" w:color="999999" w:sz="4"/>
               <w:left w:val="single" w:color="999999" w:sz="4"/>
@@ -249,32 +293,32 @@
             </w:tcBorders>
             <w:shd w:fill="D9E2F3" w:color="auto" w:val="clear"/>
             <w:tcMar>
-              <w:top w:type="dxa" w:w="80"/>
-              <w:left w:type="dxa" w:w="120"/>
-              <w:bottom w:type="dxa" w:w="80"/>
-              <w:right w:type="dxa" w:w="120"/>
-            </w:tcMar>
-          </w:tcPr>
-          <w:p>
-            <w:pPr>
-              <w:spacing w:after="40"/>
-              <w:jc w:val="center"/>
+              <w:top w:type="dxa" w:w="70"/>
+              <w:left w:type="dxa" w:w="100"/>
+              <w:bottom w:type="dxa" w:w="70"/>
+              <w:right w:type="dxa" w:w="100"/>
+            </w:tcMar>
+          </w:tcPr>
+          <w:p>
+            <w:pPr>
+              <w:spacing w:after="20"/>
+              <w:jc w:val="left"/>
             </w:pPr>
             <w:r>
               <w:rPr>
                 <w:rFonts w:ascii="Arial" w:cs="Arial" w:eastAsia="Arial" w:hAnsi="Arial"/>
                 <w:b/>
                 <w:bCs/>
-                <w:sz w:val="22"/>
-                <w:szCs w:val="22"/>
-              </w:rPr>
-              <w:t xml:space="preserve">Thứ tự</w:t>
-            </w:r>
-          </w:p>
-        </w:tc>
-        <w:tc>
-          <w:tcPr>
-            <w:tcW w:type="dxa" w:w="2700"/>
+                <w:sz w:val="20"/>
+                <w:szCs w:val="20"/>
+              </w:rPr>
+              <w:t xml:space="preserve">Story</w:t>
+            </w:r>
+          </w:p>
+        </w:tc>
+        <w:tc>
+          <w:tcPr>
+            <w:tcW w:type="dxa" w:w="600"/>
             <w:tcBorders>
               <w:top w:val="single" w:color="999999" w:sz="4"/>
               <w:left w:val="single" w:color="999999" w:sz="4"/>
@@ -283,32 +327,32 @@
             </w:tcBorders>
             <w:shd w:fill="D9E2F3" w:color="auto" w:val="clear"/>
             <w:tcMar>
-              <w:top w:type="dxa" w:w="80"/>
-              <w:left w:type="dxa" w:w="120"/>
-              <w:bottom w:type="dxa" w:w="80"/>
-              <w:right w:type="dxa" w:w="120"/>
-            </w:tcMar>
-          </w:tcPr>
-          <w:p>
-            <w:pPr>
-              <w:spacing w:after="40"/>
-              <w:jc w:val="left"/>
+              <w:top w:type="dxa" w:w="70"/>
+              <w:left w:type="dxa" w:w="100"/>
+              <w:bottom w:type="dxa" w:w="70"/>
+              <w:right w:type="dxa" w:w="100"/>
+            </w:tcMar>
+          </w:tcPr>
+          <w:p>
+            <w:pPr>
+              <w:spacing w:after="20"/>
+              <w:jc w:val="center"/>
             </w:pPr>
             <w:r>
               <w:rPr>
                 <w:rFonts w:ascii="Arial" w:cs="Arial" w:eastAsia="Arial" w:hAnsi="Arial"/>
                 <w:b/>
                 <w:bCs/>
-                <w:sz w:val="22"/>
-                <w:szCs w:val="22"/>
-              </w:rPr>
-              <w:t xml:space="preserve">User Story</w:t>
-            </w:r>
-          </w:p>
-        </w:tc>
-        <w:tc>
-          <w:tcPr>
-            <w:tcW w:type="dxa" w:w="5760"/>
+                <w:sz w:val="20"/>
+                <w:szCs w:val="20"/>
+              </w:rPr>
+              <w:t xml:space="preserve">I</w:t>
+            </w:r>
+          </w:p>
+        </w:tc>
+        <w:tc>
+          <w:tcPr>
+            <w:tcW w:type="dxa" w:w="600"/>
             <w:tcBorders>
               <w:top w:val="single" w:color="999999" w:sz="4"/>
               <w:left w:val="single" w:color="999999" w:sz="4"/>
@@ -317,26 +361,196 @@
             </w:tcBorders>
             <w:shd w:fill="D9E2F3" w:color="auto" w:val="clear"/>
             <w:tcMar>
-              <w:top w:type="dxa" w:w="80"/>
-              <w:left w:type="dxa" w:w="120"/>
-              <w:bottom w:type="dxa" w:w="80"/>
-              <w:right w:type="dxa" w:w="120"/>
-            </w:tcMar>
-          </w:tcPr>
-          <w:p>
-            <w:pPr>
-              <w:spacing w:after="40"/>
-              <w:jc w:val="left"/>
+              <w:top w:type="dxa" w:w="70"/>
+              <w:left w:type="dxa" w:w="100"/>
+              <w:bottom w:type="dxa" w:w="70"/>
+              <w:right w:type="dxa" w:w="100"/>
+            </w:tcMar>
+          </w:tcPr>
+          <w:p>
+            <w:pPr>
+              <w:spacing w:after="20"/>
+              <w:jc w:val="center"/>
             </w:pPr>
             <w:r>
               <w:rPr>
                 <w:rFonts w:ascii="Arial" w:cs="Arial" w:eastAsia="Arial" w:hAnsi="Arial"/>
                 <w:b/>
                 <w:bCs/>
-                <w:sz w:val="22"/>
-                <w:szCs w:val="22"/>
-              </w:rPr>
-              <w:t xml:space="preserve">Lý do ưu tiên (giá trị cho khách)</w:t>
+                <w:sz w:val="20"/>
+                <w:szCs w:val="20"/>
+              </w:rPr>
+              <w:t xml:space="preserve">N</w:t>
+            </w:r>
+          </w:p>
+        </w:tc>
+        <w:tc>
+          <w:tcPr>
+            <w:tcW w:type="dxa" w:w="600"/>
+            <w:tcBorders>
+              <w:top w:val="single" w:color="999999" w:sz="4"/>
+              <w:left w:val="single" w:color="999999" w:sz="4"/>
+              <w:bottom w:val="single" w:color="999999" w:sz="4"/>
+              <w:right w:val="single" w:color="999999" w:sz="4"/>
+            </w:tcBorders>
+            <w:shd w:fill="D9E2F3" w:color="auto" w:val="clear"/>
+            <w:tcMar>
+              <w:top w:type="dxa" w:w="70"/>
+              <w:left w:type="dxa" w:w="100"/>
+              <w:bottom w:type="dxa" w:w="70"/>
+              <w:right w:type="dxa" w:w="100"/>
+            </w:tcMar>
+          </w:tcPr>
+          <w:p>
+            <w:pPr>
+              <w:spacing w:after="20"/>
+              <w:jc w:val="center"/>
+            </w:pPr>
+            <w:r>
+              <w:rPr>
+                <w:rFonts w:ascii="Arial" w:cs="Arial" w:eastAsia="Arial" w:hAnsi="Arial"/>
+                <w:b/>
+                <w:bCs/>
+                <w:sz w:val="20"/>
+                <w:szCs w:val="20"/>
+              </w:rPr>
+              <w:t xml:space="preserve">E</w:t>
+            </w:r>
+          </w:p>
+        </w:tc>
+        <w:tc>
+          <w:tcPr>
+            <w:tcW w:type="dxa" w:w="600"/>
+            <w:tcBorders>
+              <w:top w:val="single" w:color="999999" w:sz="4"/>
+              <w:left w:val="single" w:color="999999" w:sz="4"/>
+              <w:bottom w:val="single" w:color="999999" w:sz="4"/>
+              <w:right w:val="single" w:color="999999" w:sz="4"/>
+            </w:tcBorders>
+            <w:shd w:fill="D9E2F3" w:color="auto" w:val="clear"/>
+            <w:tcMar>
+              <w:top w:type="dxa" w:w="70"/>
+              <w:left w:type="dxa" w:w="100"/>
+              <w:bottom w:type="dxa" w:w="70"/>
+              <w:right w:type="dxa" w:w="100"/>
+            </w:tcMar>
+          </w:tcPr>
+          <w:p>
+            <w:pPr>
+              <w:spacing w:after="20"/>
+              <w:jc w:val="center"/>
+            </w:pPr>
+            <w:r>
+              <w:rPr>
+                <w:rFonts w:ascii="Arial" w:cs="Arial" w:eastAsia="Arial" w:hAnsi="Arial"/>
+                <w:b/>
+                <w:bCs/>
+                <w:sz w:val="20"/>
+                <w:szCs w:val="20"/>
+              </w:rPr>
+              <w:t xml:space="preserve">S</w:t>
+            </w:r>
+          </w:p>
+        </w:tc>
+        <w:tc>
+          <w:tcPr>
+            <w:tcW w:type="dxa" w:w="600"/>
+            <w:tcBorders>
+              <w:top w:val="single" w:color="999999" w:sz="4"/>
+              <w:left w:val="single" w:color="999999" w:sz="4"/>
+              <w:bottom w:val="single" w:color="999999" w:sz="4"/>
+              <w:right w:val="single" w:color="999999" w:sz="4"/>
+            </w:tcBorders>
+            <w:shd w:fill="D9E2F3" w:color="auto" w:val="clear"/>
+            <w:tcMar>
+              <w:top w:type="dxa" w:w="70"/>
+              <w:left w:type="dxa" w:w="100"/>
+              <w:bottom w:type="dxa" w:w="70"/>
+              <w:right w:type="dxa" w:w="100"/>
+            </w:tcMar>
+          </w:tcPr>
+          <w:p>
+            <w:pPr>
+              <w:spacing w:after="20"/>
+              <w:jc w:val="center"/>
+            </w:pPr>
+            <w:r>
+              <w:rPr>
+                <w:rFonts w:ascii="Arial" w:cs="Arial" w:eastAsia="Arial" w:hAnsi="Arial"/>
+                <w:b/>
+                <w:bCs/>
+                <w:sz w:val="20"/>
+                <w:szCs w:val="20"/>
+              </w:rPr>
+              <w:t xml:space="preserve">T</w:t>
+            </w:r>
+          </w:p>
+        </w:tc>
+        <w:tc>
+          <w:tcPr>
+            <w:tcW w:type="dxa" w:w="600"/>
+            <w:tcBorders>
+              <w:top w:val="single" w:color="999999" w:sz="4"/>
+              <w:left w:val="single" w:color="999999" w:sz="4"/>
+              <w:bottom w:val="single" w:color="999999" w:sz="4"/>
+              <w:right w:val="single" w:color="999999" w:sz="4"/>
+            </w:tcBorders>
+            <w:shd w:fill="D9E2F3" w:color="auto" w:val="clear"/>
+            <w:tcMar>
+              <w:top w:type="dxa" w:w="70"/>
+              <w:left w:type="dxa" w:w="100"/>
+              <w:bottom w:type="dxa" w:w="70"/>
+              <w:right w:type="dxa" w:w="100"/>
+            </w:tcMar>
+          </w:tcPr>
+          <w:p>
+            <w:pPr>
+              <w:spacing w:after="20"/>
+              <w:jc w:val="center"/>
+            </w:pPr>
+            <w:r>
+              <w:rPr>
+                <w:rFonts w:ascii="Arial" w:cs="Arial" w:eastAsia="Arial" w:hAnsi="Arial"/>
+                <w:b/>
+                <w:bCs/>
+                <w:sz w:val="20"/>
+                <w:szCs w:val="20"/>
+              </w:rPr>
+              <w:t xml:space="preserve">V</w:t>
+            </w:r>
+          </w:p>
+        </w:tc>
+        <w:tc>
+          <w:tcPr>
+            <w:tcW w:type="dxa" w:w="4960"/>
+            <w:tcBorders>
+              <w:top w:val="single" w:color="999999" w:sz="4"/>
+              <w:left w:val="single" w:color="999999" w:sz="4"/>
+              <w:bottom w:val="single" w:color="999999" w:sz="4"/>
+              <w:right w:val="single" w:color="999999" w:sz="4"/>
+            </w:tcBorders>
+            <w:shd w:fill="D9E2F3" w:color="auto" w:val="clear"/>
+            <w:tcMar>
+              <w:top w:type="dxa" w:w="70"/>
+              <w:left w:type="dxa" w:w="100"/>
+              <w:bottom w:type="dxa" w:w="70"/>
+              <w:right w:type="dxa" w:w="100"/>
+            </w:tcMar>
+          </w:tcPr>
+          <w:p>
+            <w:pPr>
+              <w:spacing w:after="20"/>
+              <w:jc w:val="left"/>
+            </w:pPr>
+            <w:r>
+              <w:rPr>
+                <w:rFonts w:ascii="Arial" w:cs="Arial" w:eastAsia="Arial" w:hAnsi="Arial"/>
+                <w:b/>
+                <w:bCs/>
+                <w:sz w:val="20"/>
+                <w:szCs w:val="20"/>
+              </w:rPr>
+              <w:t xml:space="preserve">Căn cứ</w:t>
             </w:r>
           </w:p>
         </w:tc>
@@ -347,54 +561,23 @@
         </w:trPr>
         <w:tc>
           <w:tcPr>
-            <w:tcW w:type="dxa" w:w="900"/>
-            <w:tcBorders>
-              <w:top w:val="single" w:color="999999" w:sz="4"/>
-              <w:left w:val="single" w:color="999999" w:sz="4"/>
-              <w:bottom w:val="single" w:color="999999" w:sz="4"/>
-              <w:right w:val="single" w:color="999999" w:sz="4"/>
-            </w:tcBorders>
-            <w:tcMar>
-              <w:top w:type="dxa" w:w="80"/>
-              <w:left w:type="dxa" w:w="120"/>
-              <w:bottom w:type="dxa" w:w="80"/>
-              <w:right w:type="dxa" w:w="120"/>
-            </w:tcMar>
-          </w:tcPr>
-          <w:p>
-            <w:pPr>
-              <w:spacing w:after="40"/>
-              <w:jc w:val="center"/>
-            </w:pPr>
-            <w:r>
-              <w:rPr>
-                <w:rFonts w:ascii="Arial" w:cs="Arial" w:eastAsia="Arial" w:hAnsi="Arial"/>
-                <w:sz w:val="22"/>
-                <w:szCs w:val="22"/>
-              </w:rPr>
-              <w:t xml:space="preserve">1</w:t>
-            </w:r>
-          </w:p>
-        </w:tc>
-        <w:tc>
-          <w:tcPr>
-            <w:tcW w:type="dxa" w:w="2700"/>
-            <w:tcBorders>
-              <w:top w:val="single" w:color="999999" w:sz="4"/>
-              <w:left w:val="single" w:color="999999" w:sz="4"/>
-              <w:bottom w:val="single" w:color="999999" w:sz="4"/>
-              <w:right w:val="single" w:color="999999" w:sz="4"/>
-            </w:tcBorders>
-            <w:tcMar>
-              <w:top w:type="dxa" w:w="80"/>
-              <w:left w:type="dxa" w:w="120"/>
-              <w:bottom w:type="dxa" w:w="80"/>
-              <w:right w:type="dxa" w:w="120"/>
-            </w:tcMar>
-          </w:tcPr>
-          <w:p>
-            <w:pPr>
-              <w:spacing w:after="40"/>
+            <w:tcW w:type="dxa" w:w="800"/>
+            <w:tcBorders>
+              <w:top w:val="single" w:color="999999" w:sz="4"/>
+              <w:left w:val="single" w:color="999999" w:sz="4"/>
+              <w:bottom w:val="single" w:color="999999" w:sz="4"/>
+              <w:right w:val="single" w:color="999999" w:sz="4"/>
+            </w:tcBorders>
+            <w:tcMar>
+              <w:top w:type="dxa" w:w="70"/>
+              <w:left w:type="dxa" w:w="100"/>
+              <w:bottom w:type="dxa" w:w="70"/>
+              <w:right w:type="dxa" w:w="100"/>
+            </w:tcMar>
+          </w:tcPr>
+          <w:p>
+            <w:pPr>
+              <w:spacing w:after="20"/>
               <w:jc w:val="left"/>
             </w:pPr>
             <w:r>
@@ -402,41 +585,241 @@
                 <w:rFonts w:ascii="Arial" w:cs="Arial" w:eastAsia="Arial" w:hAnsi="Arial"/>
                 <w:b/>
                 <w:bCs/>
-                <w:sz w:val="22"/>
-                <w:szCs w:val="22"/>
-              </w:rPr>
-              <w:t xml:space="preserve">US1 - Thứ tự đón, đang đón ai</w:t>
-            </w:r>
-          </w:p>
-        </w:tc>
-        <w:tc>
-          <w:tcPr>
-            <w:tcW w:type="dxa" w:w="5760"/>
-            <w:tcBorders>
-              <w:top w:val="single" w:color="999999" w:sz="4"/>
-              <w:left w:val="single" w:color="999999" w:sz="4"/>
-              <w:bottom w:val="single" w:color="999999" w:sz="4"/>
-              <w:right w:val="single" w:color="999999" w:sz="4"/>
-            </w:tcBorders>
-            <w:tcMar>
-              <w:top w:type="dxa" w:w="80"/>
-              <w:left w:type="dxa" w:w="120"/>
-              <w:bottom w:type="dxa" w:w="80"/>
-              <w:right w:type="dxa" w:w="120"/>
-            </w:tcMar>
-          </w:tcPr>
-          <w:p>
-            <w:pPr>
-              <w:spacing w:after="40"/>
+                <w:sz w:val="20"/>
+                <w:szCs w:val="20"/>
+              </w:rPr>
+              <w:t xml:space="preserve">US1</w:t>
+            </w:r>
+          </w:p>
+        </w:tc>
+        <w:tc>
+          <w:tcPr>
+            <w:tcW w:type="dxa" w:w="600"/>
+            <w:tcBorders>
+              <w:top w:val="single" w:color="999999" w:sz="4"/>
+              <w:left w:val="single" w:color="999999" w:sz="4"/>
+              <w:bottom w:val="single" w:color="999999" w:sz="4"/>
+              <w:right w:val="single" w:color="999999" w:sz="4"/>
+            </w:tcBorders>
+            <w:tcMar>
+              <w:top w:type="dxa" w:w="70"/>
+              <w:left w:type="dxa" w:w="100"/>
+              <w:bottom w:type="dxa" w:w="70"/>
+              <w:right w:type="dxa" w:w="100"/>
+            </w:tcMar>
+          </w:tcPr>
+          <w:p>
+            <w:pPr>
+              <w:spacing w:after="20"/>
+              <w:jc w:val="center"/>
+            </w:pPr>
+            <w:r>
+              <w:rPr>
+                <w:rFonts w:ascii="Arial" w:cs="Arial" w:eastAsia="Arial" w:hAnsi="Arial"/>
+                <w:b w:val="false"/>
+                <w:bCs w:val="false"/>
+                <w:sz w:val="20"/>
+                <w:szCs w:val="20"/>
+              </w:rPr>
+              <w:t xml:space="preserve">Đạt</w:t>
+            </w:r>
+          </w:p>
+        </w:tc>
+        <w:tc>
+          <w:tcPr>
+            <w:tcW w:type="dxa" w:w="600"/>
+            <w:tcBorders>
+              <w:top w:val="single" w:color="999999" w:sz="4"/>
+              <w:left w:val="single" w:color="999999" w:sz="4"/>
+              <w:bottom w:val="single" w:color="999999" w:sz="4"/>
+              <w:right w:val="single" w:color="999999" w:sz="4"/>
+            </w:tcBorders>
+            <w:tcMar>
+              <w:top w:type="dxa" w:w="70"/>
+              <w:left w:type="dxa" w:w="100"/>
+              <w:bottom w:type="dxa" w:w="70"/>
+              <w:right w:type="dxa" w:w="100"/>
+            </w:tcMar>
+          </w:tcPr>
+          <w:p>
+            <w:pPr>
+              <w:spacing w:after="20"/>
+              <w:jc w:val="center"/>
+            </w:pPr>
+            <w:r>
+              <w:rPr>
+                <w:rFonts w:ascii="Arial" w:cs="Arial" w:eastAsia="Arial" w:hAnsi="Arial"/>
+                <w:b w:val="false"/>
+                <w:bCs w:val="false"/>
+                <w:sz w:val="20"/>
+                <w:szCs w:val="20"/>
+              </w:rPr>
+              <w:t xml:space="preserve">Đạt</w:t>
+            </w:r>
+          </w:p>
+        </w:tc>
+        <w:tc>
+          <w:tcPr>
+            <w:tcW w:type="dxa" w:w="600"/>
+            <w:tcBorders>
+              <w:top w:val="single" w:color="999999" w:sz="4"/>
+              <w:left w:val="single" w:color="999999" w:sz="4"/>
+              <w:bottom w:val="single" w:color="999999" w:sz="4"/>
+              <w:right w:val="single" w:color="999999" w:sz="4"/>
+            </w:tcBorders>
+            <w:tcMar>
+              <w:top w:type="dxa" w:w="70"/>
+              <w:left w:type="dxa" w:w="100"/>
+              <w:bottom w:type="dxa" w:w="70"/>
+              <w:right w:type="dxa" w:w="100"/>
+            </w:tcMar>
+          </w:tcPr>
+          <w:p>
+            <w:pPr>
+              <w:spacing w:after="20"/>
+              <w:jc w:val="center"/>
+            </w:pPr>
+            <w:r>
+              <w:rPr>
+                <w:rFonts w:ascii="Arial" w:cs="Arial" w:eastAsia="Arial" w:hAnsi="Arial"/>
+                <w:b w:val="false"/>
+                <w:bCs w:val="false"/>
+                <w:sz w:val="20"/>
+                <w:szCs w:val="20"/>
+              </w:rPr>
+              <w:t xml:space="preserve">Đạt</w:t>
+            </w:r>
+          </w:p>
+        </w:tc>
+        <w:tc>
+          <w:tcPr>
+            <w:tcW w:type="dxa" w:w="600"/>
+            <w:tcBorders>
+              <w:top w:val="single" w:color="999999" w:sz="4"/>
+              <w:left w:val="single" w:color="999999" w:sz="4"/>
+              <w:bottom w:val="single" w:color="999999" w:sz="4"/>
+              <w:right w:val="single" w:color="999999" w:sz="4"/>
+            </w:tcBorders>
+            <w:tcMar>
+              <w:top w:type="dxa" w:w="70"/>
+              <w:left w:type="dxa" w:w="100"/>
+              <w:bottom w:type="dxa" w:w="70"/>
+              <w:right w:type="dxa" w:w="100"/>
+            </w:tcMar>
+          </w:tcPr>
+          <w:p>
+            <w:pPr>
+              <w:spacing w:after="20"/>
+              <w:jc w:val="center"/>
+            </w:pPr>
+            <w:r>
+              <w:rPr>
+                <w:rFonts w:ascii="Arial" w:cs="Arial" w:eastAsia="Arial" w:hAnsi="Arial"/>
+                <w:b w:val="false"/>
+                <w:bCs w:val="false"/>
+                <w:sz w:val="20"/>
+                <w:szCs w:val="20"/>
+              </w:rPr>
+              <w:t xml:space="preserve">Đạt</w:t>
+            </w:r>
+          </w:p>
+        </w:tc>
+        <w:tc>
+          <w:tcPr>
+            <w:tcW w:type="dxa" w:w="600"/>
+            <w:tcBorders>
+              <w:top w:val="single" w:color="999999" w:sz="4"/>
+              <w:left w:val="single" w:color="999999" w:sz="4"/>
+              <w:bottom w:val="single" w:color="999999" w:sz="4"/>
+              <w:right w:val="single" w:color="999999" w:sz="4"/>
+            </w:tcBorders>
+            <w:tcMar>
+              <w:top w:type="dxa" w:w="70"/>
+              <w:left w:type="dxa" w:w="100"/>
+              <w:bottom w:type="dxa" w:w="70"/>
+              <w:right w:type="dxa" w:w="100"/>
+            </w:tcMar>
+          </w:tcPr>
+          <w:p>
+            <w:pPr>
+              <w:spacing w:after="20"/>
+              <w:jc w:val="center"/>
+            </w:pPr>
+            <w:r>
+              <w:rPr>
+                <w:rFonts w:ascii="Arial" w:cs="Arial" w:eastAsia="Arial" w:hAnsi="Arial"/>
+                <w:b w:val="false"/>
+                <w:bCs w:val="false"/>
+                <w:sz w:val="20"/>
+                <w:szCs w:val="20"/>
+              </w:rPr>
+              <w:t xml:space="preserve">Đạt</w:t>
+            </w:r>
+          </w:p>
+        </w:tc>
+        <w:tc>
+          <w:tcPr>
+            <w:tcW w:type="dxa" w:w="600"/>
+            <w:tcBorders>
+              <w:top w:val="single" w:color="999999" w:sz="4"/>
+              <w:left w:val="single" w:color="999999" w:sz="4"/>
+              <w:bottom w:val="single" w:color="999999" w:sz="4"/>
+              <w:right w:val="single" w:color="999999" w:sz="4"/>
+            </w:tcBorders>
+            <w:tcMar>
+              <w:top w:type="dxa" w:w="70"/>
+              <w:left w:type="dxa" w:w="100"/>
+              <w:bottom w:type="dxa" w:w="70"/>
+              <w:right w:type="dxa" w:w="100"/>
+            </w:tcMar>
+          </w:tcPr>
+          <w:p>
+            <w:pPr>
+              <w:spacing w:after="20"/>
+              <w:jc w:val="center"/>
+            </w:pPr>
+            <w:r>
+              <w:rPr>
+                <w:rFonts w:ascii="Arial" w:cs="Arial" w:eastAsia="Arial" w:hAnsi="Arial"/>
+                <w:b w:val="false"/>
+                <w:bCs w:val="false"/>
+                <w:sz w:val="20"/>
+                <w:szCs w:val="20"/>
+              </w:rPr>
+              <w:t xml:space="preserve">Đạt</w:t>
+            </w:r>
+          </w:p>
+        </w:tc>
+        <w:tc>
+          <w:tcPr>
+            <w:tcW w:type="dxa" w:w="4960"/>
+            <w:tcBorders>
+              <w:top w:val="single" w:color="999999" w:sz="4"/>
+              <w:left w:val="single" w:color="999999" w:sz="4"/>
+              <w:bottom w:val="single" w:color="999999" w:sz="4"/>
+              <w:right w:val="single" w:color="999999" w:sz="4"/>
+            </w:tcBorders>
+            <w:tcMar>
+              <w:top w:type="dxa" w:w="70"/>
+              <w:left w:type="dxa" w:w="100"/>
+              <w:bottom w:type="dxa" w:w="70"/>
+              <w:right w:type="dxa" w:w="100"/>
+            </w:tcMar>
+          </w:tcPr>
+          <w:p>
+            <w:pPr>
+              <w:spacing w:after="20"/>
               <w:jc w:val="left"/>
             </w:pPr>
             <w:r>
               <w:rPr>
                 <w:rFonts w:ascii="Arial" w:cs="Arial" w:eastAsia="Arial" w:hAnsi="Arial"/>
-                <w:sz w:val="22"/>
-                <w:szCs w:val="22"/>
-              </w:rPr>
-              <w:t xml:space="preserve">Trả lời trực tiếp 2 trong 3 phản ánh ("đón ai", "bao giờ đến lượt"); dữ liệu lấy từ hệ thống ghép nội bộ, không phụ thuộc đối tác bản đồ.</w:t>
+                <w:b w:val="false"/>
+                <w:bCs w:val="false"/>
+                <w:sz w:val="20"/>
+                <w:szCs w:val="20"/>
+              </w:rPr>
+              <w:t xml:space="preserve">Dữ liệu thứ tự đón lấy từ hệ thống ghép nội bộ; kiểm thử được bằng danh sách hiển thị đúng thứ tự đón.</w:t>
             </w:r>
           </w:p>
         </w:tc>
@@ -447,54 +830,23 @@
         </w:trPr>
         <w:tc>
           <w:tcPr>
-            <w:tcW w:type="dxa" w:w="900"/>
-            <w:tcBorders>
-              <w:top w:val="single" w:color="999999" w:sz="4"/>
-              <w:left w:val="single" w:color="999999" w:sz="4"/>
-              <w:bottom w:val="single" w:color="999999" w:sz="4"/>
-              <w:right w:val="single" w:color="999999" w:sz="4"/>
-            </w:tcBorders>
-            <w:tcMar>
-              <w:top w:type="dxa" w:w="80"/>
-              <w:left w:type="dxa" w:w="120"/>
-              <w:bottom w:type="dxa" w:w="80"/>
-              <w:right w:type="dxa" w:w="120"/>
-            </w:tcMar>
-          </w:tcPr>
-          <w:p>
-            <w:pPr>
-              <w:spacing w:after="40"/>
-              <w:jc w:val="center"/>
-            </w:pPr>
-            <w:r>
-              <w:rPr>
-                <w:rFonts w:ascii="Arial" w:cs="Arial" w:eastAsia="Arial" w:hAnsi="Arial"/>
-                <w:sz w:val="22"/>
-                <w:szCs w:val="22"/>
-              </w:rPr>
-              <w:t xml:space="preserve">2</w:t>
-            </w:r>
-          </w:p>
-        </w:tc>
-        <w:tc>
-          <w:tcPr>
-            <w:tcW w:type="dxa" w:w="2700"/>
-            <w:tcBorders>
-              <w:top w:val="single" w:color="999999" w:sz="4"/>
-              <w:left w:val="single" w:color="999999" w:sz="4"/>
-              <w:bottom w:val="single" w:color="999999" w:sz="4"/>
-              <w:right w:val="single" w:color="999999" w:sz="4"/>
-            </w:tcBorders>
-            <w:tcMar>
-              <w:top w:type="dxa" w:w="80"/>
-              <w:left w:type="dxa" w:w="120"/>
-              <w:bottom w:type="dxa" w:w="80"/>
-              <w:right w:type="dxa" w:w="120"/>
-            </w:tcMar>
-          </w:tcPr>
-          <w:p>
-            <w:pPr>
-              <w:spacing w:after="40"/>
+            <w:tcW w:type="dxa" w:w="800"/>
+            <w:tcBorders>
+              <w:top w:val="single" w:color="999999" w:sz="4"/>
+              <w:left w:val="single" w:color="999999" w:sz="4"/>
+              <w:bottom w:val="single" w:color="999999" w:sz="4"/>
+              <w:right w:val="single" w:color="999999" w:sz="4"/>
+            </w:tcBorders>
+            <w:tcMar>
+              <w:top w:type="dxa" w:w="70"/>
+              <w:left w:type="dxa" w:w="100"/>
+              <w:bottom w:type="dxa" w:w="70"/>
+              <w:right w:type="dxa" w:w="100"/>
+            </w:tcMar>
+          </w:tcPr>
+          <w:p>
+            <w:pPr>
+              <w:spacing w:after="20"/>
               <w:jc w:val="left"/>
             </w:pPr>
             <w:r>
@@ -502,41 +854,241 @@
                 <w:rFonts w:ascii="Arial" w:cs="Arial" w:eastAsia="Arial" w:hAnsi="Arial"/>
                 <w:b/>
                 <w:bCs/>
-                <w:sz w:val="22"/>
-                <w:szCs w:val="22"/>
-              </w:rPr>
-              <w:t xml:space="preserve">US3 - Báo sự cố trong chuyến</w:t>
-            </w:r>
-          </w:p>
-        </w:tc>
-        <w:tc>
-          <w:tcPr>
-            <w:tcW w:type="dxa" w:w="5760"/>
-            <w:tcBorders>
-              <w:top w:val="single" w:color="999999" w:sz="4"/>
-              <w:left w:val="single" w:color="999999" w:sz="4"/>
-              <w:bottom w:val="single" w:color="999999" w:sz="4"/>
-              <w:right w:val="single" w:color="999999" w:sz="4"/>
-            </w:tcBorders>
-            <w:tcMar>
-              <w:top w:type="dxa" w:w="80"/>
-              <w:left w:type="dxa" w:w="120"/>
-              <w:bottom w:type="dxa" w:w="80"/>
-              <w:right w:type="dxa" w:w="120"/>
-            </w:tcMar>
-          </w:tcPr>
-          <w:p>
-            <w:pPr>
-              <w:spacing w:after="40"/>
+                <w:sz w:val="20"/>
+                <w:szCs w:val="20"/>
+              </w:rPr>
+              <w:t xml:space="preserve">US2</w:t>
+            </w:r>
+          </w:p>
+        </w:tc>
+        <w:tc>
+          <w:tcPr>
+            <w:tcW w:type="dxa" w:w="600"/>
+            <w:tcBorders>
+              <w:top w:val="single" w:color="999999" w:sz="4"/>
+              <w:left w:val="single" w:color="999999" w:sz="4"/>
+              <w:bottom w:val="single" w:color="999999" w:sz="4"/>
+              <w:right w:val="single" w:color="999999" w:sz="4"/>
+            </w:tcBorders>
+            <w:tcMar>
+              <w:top w:type="dxa" w:w="70"/>
+              <w:left w:type="dxa" w:w="100"/>
+              <w:bottom w:type="dxa" w:w="70"/>
+              <w:right w:type="dxa" w:w="100"/>
+            </w:tcMar>
+          </w:tcPr>
+          <w:p>
+            <w:pPr>
+              <w:spacing w:after="20"/>
+              <w:jc w:val="center"/>
+            </w:pPr>
+            <w:r>
+              <w:rPr>
+                <w:rFonts w:ascii="Arial" w:cs="Arial" w:eastAsia="Arial" w:hAnsi="Arial"/>
+                <w:b w:val="false"/>
+                <w:bCs w:val="false"/>
+                <w:sz w:val="20"/>
+                <w:szCs w:val="20"/>
+              </w:rPr>
+              <w:t xml:space="preserve">Đạt</w:t>
+            </w:r>
+          </w:p>
+        </w:tc>
+        <w:tc>
+          <w:tcPr>
+            <w:tcW w:type="dxa" w:w="600"/>
+            <w:tcBorders>
+              <w:top w:val="single" w:color="999999" w:sz="4"/>
+              <w:left w:val="single" w:color="999999" w:sz="4"/>
+              <w:bottom w:val="single" w:color="999999" w:sz="4"/>
+              <w:right w:val="single" w:color="999999" w:sz="4"/>
+            </w:tcBorders>
+            <w:tcMar>
+              <w:top w:type="dxa" w:w="70"/>
+              <w:left w:type="dxa" w:w="100"/>
+              <w:bottom w:type="dxa" w:w="70"/>
+              <w:right w:type="dxa" w:w="100"/>
+            </w:tcMar>
+          </w:tcPr>
+          <w:p>
+            <w:pPr>
+              <w:spacing w:after="20"/>
+              <w:jc w:val="center"/>
+            </w:pPr>
+            <w:r>
+              <w:rPr>
+                <w:rFonts w:ascii="Arial" w:cs="Arial" w:eastAsia="Arial" w:hAnsi="Arial"/>
+                <w:b w:val="false"/>
+                <w:bCs w:val="false"/>
+                <w:sz w:val="20"/>
+                <w:szCs w:val="20"/>
+              </w:rPr>
+              <w:t xml:space="preserve">Đạt</w:t>
+            </w:r>
+          </w:p>
+        </w:tc>
+        <w:tc>
+          <w:tcPr>
+            <w:tcW w:type="dxa" w:w="600"/>
+            <w:tcBorders>
+              <w:top w:val="single" w:color="999999" w:sz="4"/>
+              <w:left w:val="single" w:color="999999" w:sz="4"/>
+              <w:bottom w:val="single" w:color="999999" w:sz="4"/>
+              <w:right w:val="single" w:color="999999" w:sz="4"/>
+            </w:tcBorders>
+            <w:tcMar>
+              <w:top w:type="dxa" w:w="70"/>
+              <w:left w:type="dxa" w:w="100"/>
+              <w:bottom w:type="dxa" w:w="70"/>
+              <w:right w:type="dxa" w:w="100"/>
+            </w:tcMar>
+          </w:tcPr>
+          <w:p>
+            <w:pPr>
+              <w:spacing w:after="20"/>
+              <w:jc w:val="center"/>
+            </w:pPr>
+            <w:r>
+              <w:rPr>
+                <w:rFonts w:ascii="Arial" w:cs="Arial" w:eastAsia="Arial" w:hAnsi="Arial"/>
+                <w:b w:val="false"/>
+                <w:bCs w:val="false"/>
+                <w:sz w:val="20"/>
+                <w:szCs w:val="20"/>
+              </w:rPr>
+              <w:t xml:space="preserve">Đạt</w:t>
+            </w:r>
+          </w:p>
+        </w:tc>
+        <w:tc>
+          <w:tcPr>
+            <w:tcW w:type="dxa" w:w="600"/>
+            <w:tcBorders>
+              <w:top w:val="single" w:color="999999" w:sz="4"/>
+              <w:left w:val="single" w:color="999999" w:sz="4"/>
+              <w:bottom w:val="single" w:color="999999" w:sz="4"/>
+              <w:right w:val="single" w:color="999999" w:sz="4"/>
+            </w:tcBorders>
+            <w:tcMar>
+              <w:top w:type="dxa" w:w="70"/>
+              <w:left w:type="dxa" w:w="100"/>
+              <w:bottom w:type="dxa" w:w="70"/>
+              <w:right w:type="dxa" w:w="100"/>
+            </w:tcMar>
+          </w:tcPr>
+          <w:p>
+            <w:pPr>
+              <w:spacing w:after="20"/>
+              <w:jc w:val="center"/>
+            </w:pPr>
+            <w:r>
+              <w:rPr>
+                <w:rFonts w:ascii="Arial" w:cs="Arial" w:eastAsia="Arial" w:hAnsi="Arial"/>
+                <w:b w:val="false"/>
+                <w:bCs w:val="false"/>
+                <w:sz w:val="20"/>
+                <w:szCs w:val="20"/>
+              </w:rPr>
+              <w:t xml:space="preserve">Đạt</w:t>
+            </w:r>
+          </w:p>
+        </w:tc>
+        <w:tc>
+          <w:tcPr>
+            <w:tcW w:type="dxa" w:w="600"/>
+            <w:tcBorders>
+              <w:top w:val="single" w:color="999999" w:sz="4"/>
+              <w:left w:val="single" w:color="999999" w:sz="4"/>
+              <w:bottom w:val="single" w:color="999999" w:sz="4"/>
+              <w:right w:val="single" w:color="999999" w:sz="4"/>
+            </w:tcBorders>
+            <w:tcMar>
+              <w:top w:type="dxa" w:w="70"/>
+              <w:left w:type="dxa" w:w="100"/>
+              <w:bottom w:type="dxa" w:w="70"/>
+              <w:right w:type="dxa" w:w="100"/>
+            </w:tcMar>
+          </w:tcPr>
+          <w:p>
+            <w:pPr>
+              <w:spacing w:after="20"/>
+              <w:jc w:val="center"/>
+            </w:pPr>
+            <w:r>
+              <w:rPr>
+                <w:rFonts w:ascii="Arial" w:cs="Arial" w:eastAsia="Arial" w:hAnsi="Arial"/>
+                <w:b w:val="false"/>
+                <w:bCs w:val="false"/>
+                <w:sz w:val="20"/>
+                <w:szCs w:val="20"/>
+              </w:rPr>
+              <w:t xml:space="preserve">Đạt</w:t>
+            </w:r>
+          </w:p>
+        </w:tc>
+        <w:tc>
+          <w:tcPr>
+            <w:tcW w:type="dxa" w:w="600"/>
+            <w:tcBorders>
+              <w:top w:val="single" w:color="999999" w:sz="4"/>
+              <w:left w:val="single" w:color="999999" w:sz="4"/>
+              <w:bottom w:val="single" w:color="999999" w:sz="4"/>
+              <w:right w:val="single" w:color="999999" w:sz="4"/>
+            </w:tcBorders>
+            <w:tcMar>
+              <w:top w:type="dxa" w:w="70"/>
+              <w:left w:type="dxa" w:w="100"/>
+              <w:bottom w:type="dxa" w:w="70"/>
+              <w:right w:type="dxa" w:w="100"/>
+            </w:tcMar>
+          </w:tcPr>
+          <w:p>
+            <w:pPr>
+              <w:spacing w:after="20"/>
+              <w:jc w:val="center"/>
+            </w:pPr>
+            <w:r>
+              <w:rPr>
+                <w:rFonts w:ascii="Arial" w:cs="Arial" w:eastAsia="Arial" w:hAnsi="Arial"/>
+                <w:b w:val="false"/>
+                <w:bCs w:val="false"/>
+                <w:sz w:val="20"/>
+                <w:szCs w:val="20"/>
+              </w:rPr>
+              <w:t xml:space="preserve">Đạt</w:t>
+            </w:r>
+          </w:p>
+        </w:tc>
+        <w:tc>
+          <w:tcPr>
+            <w:tcW w:type="dxa" w:w="4960"/>
+            <w:tcBorders>
+              <w:top w:val="single" w:color="999999" w:sz="4"/>
+              <w:left w:val="single" w:color="999999" w:sz="4"/>
+              <w:bottom w:val="single" w:color="999999" w:sz="4"/>
+              <w:right w:val="single" w:color="999999" w:sz="4"/>
+            </w:tcBorders>
+            <w:tcMar>
+              <w:top w:type="dxa" w:w="70"/>
+              <w:left w:type="dxa" w:w="100"/>
+              <w:bottom w:type="dxa" w:w="70"/>
+              <w:right w:type="dxa" w:w="100"/>
+            </w:tcMar>
+          </w:tcPr>
+          <w:p>
+            <w:pPr>
+              <w:spacing w:after="20"/>
               <w:jc w:val="left"/>
             </w:pPr>
             <w:r>
               <w:rPr>
                 <w:rFonts w:ascii="Arial" w:cs="Arial" w:eastAsia="Arial" w:hAnsi="Arial"/>
-                <w:sz w:val="22"/>
-                <w:szCs w:val="22"/>
-              </w:rPr>
-              <w:t xml:space="preserve">Trả lời phản ánh "có vấn đề thì làm gì"; liên quan đến an toàn nên giá trị cao.</w:t>
+                <w:b w:val="false"/>
+                <w:bCs w:val="false"/>
+                <w:sz w:val="20"/>
+                <w:szCs w:val="20"/>
+              </w:rPr>
+              <w:t xml:space="preserve">Không phụ thuộc story nào khác (chỉ phụ thuộc dữ liệu đối tác, xử lý ở Phần 3); kiểm thử được bằng vị trí xe và thời gian dự kiến hiển thị trên bản đồ.</w:t>
             </w:r>
           </w:p>
         </w:tc>
@@ -547,54 +1099,23 @@
         </w:trPr>
         <w:tc>
           <w:tcPr>
-            <w:tcW w:type="dxa" w:w="900"/>
-            <w:tcBorders>
-              <w:top w:val="single" w:color="999999" w:sz="4"/>
-              <w:left w:val="single" w:color="999999" w:sz="4"/>
-              <w:bottom w:val="single" w:color="999999" w:sz="4"/>
-              <w:right w:val="single" w:color="999999" w:sz="4"/>
-            </w:tcBorders>
-            <w:tcMar>
-              <w:top w:type="dxa" w:w="80"/>
-              <w:left w:type="dxa" w:w="120"/>
-              <w:bottom w:type="dxa" w:w="80"/>
-              <w:right w:type="dxa" w:w="120"/>
-            </w:tcMar>
-          </w:tcPr>
-          <w:p>
-            <w:pPr>
-              <w:spacing w:after="40"/>
-              <w:jc w:val="center"/>
-            </w:pPr>
-            <w:r>
-              <w:rPr>
-                <w:rFonts w:ascii="Arial" w:cs="Arial" w:eastAsia="Arial" w:hAnsi="Arial"/>
-                <w:sz w:val="22"/>
-                <w:szCs w:val="22"/>
-              </w:rPr>
-              <w:t xml:space="preserve">3</w:t>
-            </w:r>
-          </w:p>
-        </w:tc>
-        <w:tc>
-          <w:tcPr>
-            <w:tcW w:type="dxa" w:w="2700"/>
-            <w:tcBorders>
-              <w:top w:val="single" w:color="999999" w:sz="4"/>
-              <w:left w:val="single" w:color="999999" w:sz="4"/>
-              <w:bottom w:val="single" w:color="999999" w:sz="4"/>
-              <w:right w:val="single" w:color="999999" w:sz="4"/>
-            </w:tcBorders>
-            <w:tcMar>
-              <w:top w:type="dxa" w:w="80"/>
-              <w:left w:type="dxa" w:w="120"/>
-              <w:bottom w:type="dxa" w:w="80"/>
-              <w:right w:type="dxa" w:w="120"/>
-            </w:tcMar>
-          </w:tcPr>
-          <w:p>
-            <w:pPr>
-              <w:spacing w:after="40"/>
+            <w:tcW w:type="dxa" w:w="800"/>
+            <w:tcBorders>
+              <w:top w:val="single" w:color="999999" w:sz="4"/>
+              <w:left w:val="single" w:color="999999" w:sz="4"/>
+              <w:bottom w:val="single" w:color="999999" w:sz="4"/>
+              <w:right w:val="single" w:color="999999" w:sz="4"/>
+            </w:tcBorders>
+            <w:tcMar>
+              <w:top w:type="dxa" w:w="70"/>
+              <w:left w:type="dxa" w:w="100"/>
+              <w:bottom w:type="dxa" w:w="70"/>
+              <w:right w:type="dxa" w:w="100"/>
+            </w:tcMar>
+          </w:tcPr>
+          <w:p>
+            <w:pPr>
+              <w:spacing w:after="20"/>
               <w:jc w:val="left"/>
             </w:pPr>
             <w:r>
@@ -602,41 +1123,241 @@
                 <w:rFonts w:ascii="Arial" w:cs="Arial" w:eastAsia="Arial" w:hAnsi="Arial"/>
                 <w:b/>
                 <w:bCs/>
-                <w:sz w:val="22"/>
-                <w:szCs w:val="22"/>
-              </w:rPr>
-              <w:t xml:space="preserve">US2 - Thời gian dự kiến đến</w:t>
-            </w:r>
-          </w:p>
-        </w:tc>
-        <w:tc>
-          <w:tcPr>
-            <w:tcW w:type="dxa" w:w="5760"/>
-            <w:tcBorders>
-              <w:top w:val="single" w:color="999999" w:sz="4"/>
-              <w:left w:val="single" w:color="999999" w:sz="4"/>
-              <w:bottom w:val="single" w:color="999999" w:sz="4"/>
-              <w:right w:val="single" w:color="999999" w:sz="4"/>
-            </w:tcBorders>
-            <w:tcMar>
-              <w:top w:type="dxa" w:w="80"/>
-              <w:left w:type="dxa" w:w="120"/>
-              <w:bottom w:type="dxa" w:w="80"/>
-              <w:right w:type="dxa" w:w="120"/>
-            </w:tcMar>
-          </w:tcPr>
-          <w:p>
-            <w:pPr>
-              <w:spacing w:after="40"/>
+                <w:sz w:val="20"/>
+                <w:szCs w:val="20"/>
+              </w:rPr>
+              <w:t xml:space="preserve">US3</w:t>
+            </w:r>
+          </w:p>
+        </w:tc>
+        <w:tc>
+          <w:tcPr>
+            <w:tcW w:type="dxa" w:w="600"/>
+            <w:tcBorders>
+              <w:top w:val="single" w:color="999999" w:sz="4"/>
+              <w:left w:val="single" w:color="999999" w:sz="4"/>
+              <w:bottom w:val="single" w:color="999999" w:sz="4"/>
+              <w:right w:val="single" w:color="999999" w:sz="4"/>
+            </w:tcBorders>
+            <w:tcMar>
+              <w:top w:type="dxa" w:w="70"/>
+              <w:left w:type="dxa" w:w="100"/>
+              <w:bottom w:type="dxa" w:w="70"/>
+              <w:right w:type="dxa" w:w="100"/>
+            </w:tcMar>
+          </w:tcPr>
+          <w:p>
+            <w:pPr>
+              <w:spacing w:after="20"/>
+              <w:jc w:val="center"/>
+            </w:pPr>
+            <w:r>
+              <w:rPr>
+                <w:rFonts w:ascii="Arial" w:cs="Arial" w:eastAsia="Arial" w:hAnsi="Arial"/>
+                <w:b w:val="false"/>
+                <w:bCs w:val="false"/>
+                <w:sz w:val="20"/>
+                <w:szCs w:val="20"/>
+              </w:rPr>
+              <w:t xml:space="preserve">Đạt</w:t>
+            </w:r>
+          </w:p>
+        </w:tc>
+        <w:tc>
+          <w:tcPr>
+            <w:tcW w:type="dxa" w:w="600"/>
+            <w:tcBorders>
+              <w:top w:val="single" w:color="999999" w:sz="4"/>
+              <w:left w:val="single" w:color="999999" w:sz="4"/>
+              <w:bottom w:val="single" w:color="999999" w:sz="4"/>
+              <w:right w:val="single" w:color="999999" w:sz="4"/>
+            </w:tcBorders>
+            <w:tcMar>
+              <w:top w:type="dxa" w:w="70"/>
+              <w:left w:type="dxa" w:w="100"/>
+              <w:bottom w:type="dxa" w:w="70"/>
+              <w:right w:type="dxa" w:w="100"/>
+            </w:tcMar>
+          </w:tcPr>
+          <w:p>
+            <w:pPr>
+              <w:spacing w:after="20"/>
+              <w:jc w:val="center"/>
+            </w:pPr>
+            <w:r>
+              <w:rPr>
+                <w:rFonts w:ascii="Arial" w:cs="Arial" w:eastAsia="Arial" w:hAnsi="Arial"/>
+                <w:b w:val="false"/>
+                <w:bCs w:val="false"/>
+                <w:sz w:val="20"/>
+                <w:szCs w:val="20"/>
+              </w:rPr>
+              <w:t xml:space="preserve">Đạt</w:t>
+            </w:r>
+          </w:p>
+        </w:tc>
+        <w:tc>
+          <w:tcPr>
+            <w:tcW w:type="dxa" w:w="600"/>
+            <w:tcBorders>
+              <w:top w:val="single" w:color="999999" w:sz="4"/>
+              <w:left w:val="single" w:color="999999" w:sz="4"/>
+              <w:bottom w:val="single" w:color="999999" w:sz="4"/>
+              <w:right w:val="single" w:color="999999" w:sz="4"/>
+            </w:tcBorders>
+            <w:tcMar>
+              <w:top w:type="dxa" w:w="70"/>
+              <w:left w:type="dxa" w:w="100"/>
+              <w:bottom w:type="dxa" w:w="70"/>
+              <w:right w:type="dxa" w:w="100"/>
+            </w:tcMar>
+          </w:tcPr>
+          <w:p>
+            <w:pPr>
+              <w:spacing w:after="20"/>
+              <w:jc w:val="center"/>
+            </w:pPr>
+            <w:r>
+              <w:rPr>
+                <w:rFonts w:ascii="Arial" w:cs="Arial" w:eastAsia="Arial" w:hAnsi="Arial"/>
+                <w:b w:val="false"/>
+                <w:bCs w:val="false"/>
+                <w:sz w:val="20"/>
+                <w:szCs w:val="20"/>
+              </w:rPr>
+              <w:t xml:space="preserve">Đạt</w:t>
+            </w:r>
+          </w:p>
+        </w:tc>
+        <w:tc>
+          <w:tcPr>
+            <w:tcW w:type="dxa" w:w="600"/>
+            <w:tcBorders>
+              <w:top w:val="single" w:color="999999" w:sz="4"/>
+              <w:left w:val="single" w:color="999999" w:sz="4"/>
+              <w:bottom w:val="single" w:color="999999" w:sz="4"/>
+              <w:right w:val="single" w:color="999999" w:sz="4"/>
+            </w:tcBorders>
+            <w:tcMar>
+              <w:top w:type="dxa" w:w="70"/>
+              <w:left w:type="dxa" w:w="100"/>
+              <w:bottom w:type="dxa" w:w="70"/>
+              <w:right w:type="dxa" w:w="100"/>
+            </w:tcMar>
+          </w:tcPr>
+          <w:p>
+            <w:pPr>
+              <w:spacing w:after="20"/>
+              <w:jc w:val="center"/>
+            </w:pPr>
+            <w:r>
+              <w:rPr>
+                <w:rFonts w:ascii="Arial" w:cs="Arial" w:eastAsia="Arial" w:hAnsi="Arial"/>
+                <w:b w:val="false"/>
+                <w:bCs w:val="false"/>
+                <w:sz w:val="20"/>
+                <w:szCs w:val="20"/>
+              </w:rPr>
+              <w:t xml:space="preserve">Đạt</w:t>
+            </w:r>
+          </w:p>
+        </w:tc>
+        <w:tc>
+          <w:tcPr>
+            <w:tcW w:type="dxa" w:w="600"/>
+            <w:tcBorders>
+              <w:top w:val="single" w:color="999999" w:sz="4"/>
+              <w:left w:val="single" w:color="999999" w:sz="4"/>
+              <w:bottom w:val="single" w:color="999999" w:sz="4"/>
+              <w:right w:val="single" w:color="999999" w:sz="4"/>
+            </w:tcBorders>
+            <w:tcMar>
+              <w:top w:type="dxa" w:w="70"/>
+              <w:left w:type="dxa" w:w="100"/>
+              <w:bottom w:type="dxa" w:w="70"/>
+              <w:right w:type="dxa" w:w="100"/>
+            </w:tcMar>
+          </w:tcPr>
+          <w:p>
+            <w:pPr>
+              <w:spacing w:after="20"/>
+              <w:jc w:val="center"/>
+            </w:pPr>
+            <w:r>
+              <w:rPr>
+                <w:rFonts w:ascii="Arial" w:cs="Arial" w:eastAsia="Arial" w:hAnsi="Arial"/>
+                <w:b w:val="false"/>
+                <w:bCs w:val="false"/>
+                <w:sz w:val="20"/>
+                <w:szCs w:val="20"/>
+              </w:rPr>
+              <w:t xml:space="preserve">Đạt</w:t>
+            </w:r>
+          </w:p>
+        </w:tc>
+        <w:tc>
+          <w:tcPr>
+            <w:tcW w:type="dxa" w:w="600"/>
+            <w:tcBorders>
+              <w:top w:val="single" w:color="999999" w:sz="4"/>
+              <w:left w:val="single" w:color="999999" w:sz="4"/>
+              <w:bottom w:val="single" w:color="999999" w:sz="4"/>
+              <w:right w:val="single" w:color="999999" w:sz="4"/>
+            </w:tcBorders>
+            <w:tcMar>
+              <w:top w:type="dxa" w:w="70"/>
+              <w:left w:type="dxa" w:w="100"/>
+              <w:bottom w:type="dxa" w:w="70"/>
+              <w:right w:type="dxa" w:w="100"/>
+            </w:tcMar>
+          </w:tcPr>
+          <w:p>
+            <w:pPr>
+              <w:spacing w:after="20"/>
+              <w:jc w:val="center"/>
+            </w:pPr>
+            <w:r>
+              <w:rPr>
+                <w:rFonts w:ascii="Arial" w:cs="Arial" w:eastAsia="Arial" w:hAnsi="Arial"/>
+                <w:b w:val="false"/>
+                <w:bCs w:val="false"/>
+                <w:sz w:val="20"/>
+                <w:szCs w:val="20"/>
+              </w:rPr>
+              <w:t xml:space="preserve">Đạt</w:t>
+            </w:r>
+          </w:p>
+        </w:tc>
+        <w:tc>
+          <w:tcPr>
+            <w:tcW w:type="dxa" w:w="4960"/>
+            <w:tcBorders>
+              <w:top w:val="single" w:color="999999" w:sz="4"/>
+              <w:left w:val="single" w:color="999999" w:sz="4"/>
+              <w:bottom w:val="single" w:color="999999" w:sz="4"/>
+              <w:right w:val="single" w:color="999999" w:sz="4"/>
+            </w:tcBorders>
+            <w:tcMar>
+              <w:top w:type="dxa" w:w="70"/>
+              <w:left w:type="dxa" w:w="100"/>
+              <w:bottom w:type="dxa" w:w="70"/>
+              <w:right w:type="dxa" w:w="100"/>
+            </w:tcMar>
+          </w:tcPr>
+          <w:p>
+            <w:pPr>
+              <w:spacing w:after="20"/>
               <w:jc w:val="left"/>
             </w:pPr>
             <w:r>
               <w:rPr>
                 <w:rFonts w:ascii="Arial" w:cs="Arial" w:eastAsia="Arial" w:hAnsi="Arial"/>
-                <w:sz w:val="22"/>
-                <w:szCs w:val="22"/>
-              </w:rPr>
-              <w:t xml:space="preserve">Giá trị cao nhưng cần dữ liệu vị trí từ đối tác bản đồ, đang có rủi ro bàn giao nên xếp sau.</w:t>
+                <w:b w:val="false"/>
+                <w:bCs w:val="false"/>
+                <w:sz w:val="20"/>
+                <w:szCs w:val="20"/>
+              </w:rPr>
+              <w:t xml:space="preserve">Một nút, một luồng ghi nhận sự cố; kiểm thử được bằng sự cố xuất hiện ở bộ phận hỗ trợ.</w:t>
             </w:r>
           </w:p>
         </w:tc>
@@ -647,54 +1368,23 @@
         </w:trPr>
         <w:tc>
           <w:tcPr>
-            <w:tcW w:type="dxa" w:w="900"/>
-            <w:tcBorders>
-              <w:top w:val="single" w:color="999999" w:sz="4"/>
-              <w:left w:val="single" w:color="999999" w:sz="4"/>
-              <w:bottom w:val="single" w:color="999999" w:sz="4"/>
-              <w:right w:val="single" w:color="999999" w:sz="4"/>
-            </w:tcBorders>
-            <w:tcMar>
-              <w:top w:type="dxa" w:w="80"/>
-              <w:left w:type="dxa" w:w="120"/>
-              <w:bottom w:type="dxa" w:w="80"/>
-              <w:right w:type="dxa" w:w="120"/>
-            </w:tcMar>
-          </w:tcPr>
-          <w:p>
-            <w:pPr>
-              <w:spacing w:after="40"/>
-              <w:jc w:val="center"/>
-            </w:pPr>
-            <w:r>
-              <w:rPr>
-                <w:rFonts w:ascii="Arial" w:cs="Arial" w:eastAsia="Arial" w:hAnsi="Arial"/>
-                <w:sz w:val="22"/>
-                <w:szCs w:val="22"/>
-              </w:rPr>
-              <w:t xml:space="preserve">4</w:t>
-            </w:r>
-          </w:p>
-        </w:tc>
-        <w:tc>
-          <w:tcPr>
-            <w:tcW w:type="dxa" w:w="2700"/>
-            <w:tcBorders>
-              <w:top w:val="single" w:color="999999" w:sz="4"/>
-              <w:left w:val="single" w:color="999999" w:sz="4"/>
-              <w:bottom w:val="single" w:color="999999" w:sz="4"/>
-              <w:right w:val="single" w:color="999999" w:sz="4"/>
-            </w:tcBorders>
-            <w:tcMar>
-              <w:top w:type="dxa" w:w="80"/>
-              <w:left w:type="dxa" w:w="120"/>
-              <w:bottom w:type="dxa" w:w="80"/>
-              <w:right w:type="dxa" w:w="120"/>
-            </w:tcMar>
-          </w:tcPr>
-          <w:p>
-            <w:pPr>
-              <w:spacing w:after="40"/>
+            <w:tcW w:type="dxa" w:w="800"/>
+            <w:tcBorders>
+              <w:top w:val="single" w:color="999999" w:sz="4"/>
+              <w:left w:val="single" w:color="999999" w:sz="4"/>
+              <w:bottom w:val="single" w:color="999999" w:sz="4"/>
+              <w:right w:val="single" w:color="999999" w:sz="4"/>
+            </w:tcBorders>
+            <w:tcMar>
+              <w:top w:type="dxa" w:w="70"/>
+              <w:left w:type="dxa" w:w="100"/>
+              <w:bottom w:type="dxa" w:w="70"/>
+              <w:right w:type="dxa" w:w="100"/>
+            </w:tcMar>
+          </w:tcPr>
+          <w:p>
+            <w:pPr>
+              <w:spacing w:after="20"/>
               <w:jc w:val="left"/>
             </w:pPr>
             <w:r>
@@ -702,41 +1392,241 @@
                 <w:rFonts w:ascii="Arial" w:cs="Arial" w:eastAsia="Arial" w:hAnsi="Arial"/>
                 <w:b/>
                 <w:bCs/>
-                <w:sz w:val="22"/>
-                <w:szCs w:val="22"/>
-              </w:rPr>
-              <w:t xml:space="preserve">US4 - Trạng thái xử lý hỗ trợ</w:t>
-            </w:r>
-          </w:p>
-        </w:tc>
-        <w:tc>
-          <w:tcPr>
-            <w:tcW w:type="dxa" w:w="5760"/>
-            <w:tcBorders>
-              <w:top w:val="single" w:color="999999" w:sz="4"/>
-              <w:left w:val="single" w:color="999999" w:sz="4"/>
-              <w:bottom w:val="single" w:color="999999" w:sz="4"/>
-              <w:right w:val="single" w:color="999999" w:sz="4"/>
-            </w:tcBorders>
-            <w:tcMar>
-              <w:top w:type="dxa" w:w="80"/>
-              <w:left w:type="dxa" w:w="120"/>
-              <w:bottom w:type="dxa" w:w="80"/>
-              <w:right w:type="dxa" w:w="120"/>
-            </w:tcMar>
-          </w:tcPr>
-          <w:p>
-            <w:pPr>
-              <w:spacing w:after="40"/>
+                <w:sz w:val="20"/>
+                <w:szCs w:val="20"/>
+              </w:rPr>
+              <w:t xml:space="preserve">US4</w:t>
+            </w:r>
+          </w:p>
+        </w:tc>
+        <w:tc>
+          <w:tcPr>
+            <w:tcW w:type="dxa" w:w="600"/>
+            <w:tcBorders>
+              <w:top w:val="single" w:color="999999" w:sz="4"/>
+              <w:left w:val="single" w:color="999999" w:sz="4"/>
+              <w:bottom w:val="single" w:color="999999" w:sz="4"/>
+              <w:right w:val="single" w:color="999999" w:sz="4"/>
+            </w:tcBorders>
+            <w:tcMar>
+              <w:top w:type="dxa" w:w="70"/>
+              <w:left w:type="dxa" w:w="100"/>
+              <w:bottom w:type="dxa" w:w="70"/>
+              <w:right w:type="dxa" w:w="100"/>
+            </w:tcMar>
+          </w:tcPr>
+          <w:p>
+            <w:pPr>
+              <w:spacing w:after="20"/>
+              <w:jc w:val="center"/>
+            </w:pPr>
+            <w:r>
+              <w:rPr>
+                <w:rFonts w:ascii="Arial" w:cs="Arial" w:eastAsia="Arial" w:hAnsi="Arial"/>
+                <w:b w:val="false"/>
+                <w:bCs w:val="false"/>
+                <w:sz w:val="20"/>
+                <w:szCs w:val="20"/>
+              </w:rPr>
+              <w:t xml:space="preserve">Đạt</w:t>
+            </w:r>
+          </w:p>
+        </w:tc>
+        <w:tc>
+          <w:tcPr>
+            <w:tcW w:type="dxa" w:w="600"/>
+            <w:tcBorders>
+              <w:top w:val="single" w:color="999999" w:sz="4"/>
+              <w:left w:val="single" w:color="999999" w:sz="4"/>
+              <w:bottom w:val="single" w:color="999999" w:sz="4"/>
+              <w:right w:val="single" w:color="999999" w:sz="4"/>
+            </w:tcBorders>
+            <w:tcMar>
+              <w:top w:type="dxa" w:w="70"/>
+              <w:left w:type="dxa" w:w="100"/>
+              <w:bottom w:type="dxa" w:w="70"/>
+              <w:right w:type="dxa" w:w="100"/>
+            </w:tcMar>
+          </w:tcPr>
+          <w:p>
+            <w:pPr>
+              <w:spacing w:after="20"/>
+              <w:jc w:val="center"/>
+            </w:pPr>
+            <w:r>
+              <w:rPr>
+                <w:rFonts w:ascii="Arial" w:cs="Arial" w:eastAsia="Arial" w:hAnsi="Arial"/>
+                <w:b w:val="false"/>
+                <w:bCs w:val="false"/>
+                <w:sz w:val="20"/>
+                <w:szCs w:val="20"/>
+              </w:rPr>
+              <w:t xml:space="preserve">Đạt</w:t>
+            </w:r>
+          </w:p>
+        </w:tc>
+        <w:tc>
+          <w:tcPr>
+            <w:tcW w:type="dxa" w:w="600"/>
+            <w:tcBorders>
+              <w:top w:val="single" w:color="999999" w:sz="4"/>
+              <w:left w:val="single" w:color="999999" w:sz="4"/>
+              <w:bottom w:val="single" w:color="999999" w:sz="4"/>
+              <w:right w:val="single" w:color="999999" w:sz="4"/>
+            </w:tcBorders>
+            <w:tcMar>
+              <w:top w:type="dxa" w:w="70"/>
+              <w:left w:type="dxa" w:w="100"/>
+              <w:bottom w:type="dxa" w:w="70"/>
+              <w:right w:type="dxa" w:w="100"/>
+            </w:tcMar>
+          </w:tcPr>
+          <w:p>
+            <w:pPr>
+              <w:spacing w:after="20"/>
+              <w:jc w:val="center"/>
+            </w:pPr>
+            <w:r>
+              <w:rPr>
+                <w:rFonts w:ascii="Arial" w:cs="Arial" w:eastAsia="Arial" w:hAnsi="Arial"/>
+                <w:b w:val="false"/>
+                <w:bCs w:val="false"/>
+                <w:sz w:val="20"/>
+                <w:szCs w:val="20"/>
+              </w:rPr>
+              <w:t xml:space="preserve">Đạt</w:t>
+            </w:r>
+          </w:p>
+        </w:tc>
+        <w:tc>
+          <w:tcPr>
+            <w:tcW w:type="dxa" w:w="600"/>
+            <w:tcBorders>
+              <w:top w:val="single" w:color="999999" w:sz="4"/>
+              <w:left w:val="single" w:color="999999" w:sz="4"/>
+              <w:bottom w:val="single" w:color="999999" w:sz="4"/>
+              <w:right w:val="single" w:color="999999" w:sz="4"/>
+            </w:tcBorders>
+            <w:tcMar>
+              <w:top w:type="dxa" w:w="70"/>
+              <w:left w:type="dxa" w:w="100"/>
+              <w:bottom w:type="dxa" w:w="70"/>
+              <w:right w:type="dxa" w:w="100"/>
+            </w:tcMar>
+          </w:tcPr>
+          <w:p>
+            <w:pPr>
+              <w:spacing w:after="20"/>
+              <w:jc w:val="center"/>
+            </w:pPr>
+            <w:r>
+              <w:rPr>
+                <w:rFonts w:ascii="Arial" w:cs="Arial" w:eastAsia="Arial" w:hAnsi="Arial"/>
+                <w:b w:val="false"/>
+                <w:bCs w:val="false"/>
+                <w:sz w:val="20"/>
+                <w:szCs w:val="20"/>
+              </w:rPr>
+              <w:t xml:space="preserve">Đạt</w:t>
+            </w:r>
+          </w:p>
+        </w:tc>
+        <w:tc>
+          <w:tcPr>
+            <w:tcW w:type="dxa" w:w="600"/>
+            <w:tcBorders>
+              <w:top w:val="single" w:color="999999" w:sz="4"/>
+              <w:left w:val="single" w:color="999999" w:sz="4"/>
+              <w:bottom w:val="single" w:color="999999" w:sz="4"/>
+              <w:right w:val="single" w:color="999999" w:sz="4"/>
+            </w:tcBorders>
+            <w:tcMar>
+              <w:top w:type="dxa" w:w="70"/>
+              <w:left w:type="dxa" w:w="100"/>
+              <w:bottom w:type="dxa" w:w="70"/>
+              <w:right w:type="dxa" w:w="100"/>
+            </w:tcMar>
+          </w:tcPr>
+          <w:p>
+            <w:pPr>
+              <w:spacing w:after="20"/>
+              <w:jc w:val="center"/>
+            </w:pPr>
+            <w:r>
+              <w:rPr>
+                <w:rFonts w:ascii="Arial" w:cs="Arial" w:eastAsia="Arial" w:hAnsi="Arial"/>
+                <w:b w:val="false"/>
+                <w:bCs w:val="false"/>
+                <w:sz w:val="20"/>
+                <w:szCs w:val="20"/>
+              </w:rPr>
+              <w:t xml:space="preserve">Đạt</w:t>
+            </w:r>
+          </w:p>
+        </w:tc>
+        <w:tc>
+          <w:tcPr>
+            <w:tcW w:type="dxa" w:w="600"/>
+            <w:tcBorders>
+              <w:top w:val="single" w:color="999999" w:sz="4"/>
+              <w:left w:val="single" w:color="999999" w:sz="4"/>
+              <w:bottom w:val="single" w:color="999999" w:sz="4"/>
+              <w:right w:val="single" w:color="999999" w:sz="4"/>
+            </w:tcBorders>
+            <w:tcMar>
+              <w:top w:type="dxa" w:w="70"/>
+              <w:left w:type="dxa" w:w="100"/>
+              <w:bottom w:type="dxa" w:w="70"/>
+              <w:right w:type="dxa" w:w="100"/>
+            </w:tcMar>
+          </w:tcPr>
+          <w:p>
+            <w:pPr>
+              <w:spacing w:after="20"/>
+              <w:jc w:val="center"/>
+            </w:pPr>
+            <w:r>
+              <w:rPr>
+                <w:rFonts w:ascii="Arial" w:cs="Arial" w:eastAsia="Arial" w:hAnsi="Arial"/>
+                <w:b w:val="false"/>
+                <w:bCs w:val="false"/>
+                <w:sz w:val="20"/>
+                <w:szCs w:val="20"/>
+              </w:rPr>
+              <w:t xml:space="preserve">Đạt</w:t>
+            </w:r>
+          </w:p>
+        </w:tc>
+        <w:tc>
+          <w:tcPr>
+            <w:tcW w:type="dxa" w:w="4960"/>
+            <w:tcBorders>
+              <w:top w:val="single" w:color="999999" w:sz="4"/>
+              <w:left w:val="single" w:color="999999" w:sz="4"/>
+              <w:bottom w:val="single" w:color="999999" w:sz="4"/>
+              <w:right w:val="single" w:color="999999" w:sz="4"/>
+            </w:tcBorders>
+            <w:tcMar>
+              <w:top w:type="dxa" w:w="70"/>
+              <w:left w:type="dxa" w:w="100"/>
+              <w:bottom w:type="dxa" w:w="70"/>
+              <w:right w:type="dxa" w:w="100"/>
+            </w:tcMar>
+          </w:tcPr>
+          <w:p>
+            <w:pPr>
+              <w:spacing w:after="20"/>
               <w:jc w:val="left"/>
             </w:pPr>
             <w:r>
               <w:rPr>
                 <w:rFonts w:ascii="Arial" w:cs="Arial" w:eastAsia="Arial" w:hAnsi="Arial"/>
-                <w:sz w:val="22"/>
-                <w:szCs w:val="22"/>
-              </w:rPr>
-              <w:t xml:space="preserve">Bổ trợ cho US3, có thể làm sau khi US3 chạy thật.</w:t>
+                <w:b w:val="false"/>
+                <w:bCs w:val="false"/>
+                <w:sz w:val="20"/>
+                <w:szCs w:val="20"/>
+              </w:rPr>
+              <w:t xml:space="preserve">Nội dung hướng dẫn độc lập với US3; kiểm thử được bằng mở đúng hướng dẫn cho từng tình huống.</w:t>
             </w:r>
           </w:p>
         </w:tc>
@@ -744,13 +1634,737 @@
     </w:tbl>
     <w:p>
       <w:pPr>
-        <w:spacing w:after="100" w:before="200"/>
+        <w:pStyle w:val="Heading1"/>
+        <w:spacing w:after="140" w:before="280"/>
       </w:pPr>
       <w:r>
         <w:rPr>
           <w:rFonts w:ascii="Arial" w:cs="Arial" w:eastAsia="Arial" w:hAnsi="Arial"/>
           <w:b/>
           <w:bCs/>
+          <w:sz w:val="30"/>
+          <w:szCs w:val="30"/>
+        </w:rPr>
+        <w:t xml:space="preserve">Phần 2 - Sắp xếp Product Backlog</w:t>
+      </w:r>
+    </w:p>
+    <w:tbl>
+      <w:tblPr>
+        <w:tblW w:type="dxa" w:w="9360"/>
+        <w:tblBorders>
+          <w:top w:val="single" w:color="auto" w:sz="4"/>
+          <w:left w:val="single" w:color="auto" w:sz="4"/>
+          <w:bottom w:val="single" w:color="auto" w:sz="4"/>
+          <w:right w:val="single" w:color="auto" w:sz="4"/>
+          <w:insideH w:val="single" w:color="auto" w:sz="4"/>
+          <w:insideV w:val="single" w:color="auto" w:sz="4"/>
+        </w:tblBorders>
+      </w:tblPr>
+      <w:tblGrid>
+        <w:gridCol w:w="800"/>
+        <w:gridCol w:w="2200"/>
+        <w:gridCol w:w="1300"/>
+        <w:gridCol w:w="5060"/>
+      </w:tblGrid>
+      <w:tr>
+        <w:trPr>
+          <w:tblHeader/>
+        </w:trPr>
+        <w:tc>
+          <w:tcPr>
+            <w:tcW w:type="dxa" w:w="800"/>
+            <w:tcBorders>
+              <w:top w:val="single" w:color="999999" w:sz="4"/>
+              <w:left w:val="single" w:color="999999" w:sz="4"/>
+              <w:bottom w:val="single" w:color="999999" w:sz="4"/>
+              <w:right w:val="single" w:color="999999" w:sz="4"/>
+            </w:tcBorders>
+            <w:shd w:fill="D9E2F3" w:color="auto" w:val="clear"/>
+            <w:tcMar>
+              <w:top w:type="dxa" w:w="70"/>
+              <w:left w:type="dxa" w:w="100"/>
+              <w:bottom w:type="dxa" w:w="70"/>
+              <w:right w:type="dxa" w:w="100"/>
+            </w:tcMar>
+          </w:tcPr>
+          <w:p>
+            <w:pPr>
+              <w:spacing w:after="20"/>
+              <w:jc w:val="center"/>
+            </w:pPr>
+            <w:r>
+              <w:rPr>
+                <w:rFonts w:ascii="Arial" w:cs="Arial" w:eastAsia="Arial" w:hAnsi="Arial"/>
+                <w:b/>
+                <w:bCs/>
+                <w:sz w:val="20"/>
+                <w:szCs w:val="20"/>
+              </w:rPr>
+              <w:t xml:space="preserve">Thứ tự</w:t>
+            </w:r>
+          </w:p>
+        </w:tc>
+        <w:tc>
+          <w:tcPr>
+            <w:tcW w:type="dxa" w:w="2200"/>
+            <w:tcBorders>
+              <w:top w:val="single" w:color="999999" w:sz="4"/>
+              <w:left w:val="single" w:color="999999" w:sz="4"/>
+              <w:bottom w:val="single" w:color="999999" w:sz="4"/>
+              <w:right w:val="single" w:color="999999" w:sz="4"/>
+            </w:tcBorders>
+            <w:shd w:fill="D9E2F3" w:color="auto" w:val="clear"/>
+            <w:tcMar>
+              <w:top w:type="dxa" w:w="70"/>
+              <w:left w:type="dxa" w:w="100"/>
+              <w:bottom w:type="dxa" w:w="70"/>
+              <w:right w:type="dxa" w:w="100"/>
+            </w:tcMar>
+          </w:tcPr>
+          <w:p>
+            <w:pPr>
+              <w:spacing w:after="20"/>
+              <w:jc w:val="left"/>
+            </w:pPr>
+            <w:r>
+              <w:rPr>
+                <w:rFonts w:ascii="Arial" w:cs="Arial" w:eastAsia="Arial" w:hAnsi="Arial"/>
+                <w:b/>
+                <w:bCs/>
+                <w:sz w:val="20"/>
+                <w:szCs w:val="20"/>
+              </w:rPr>
+              <w:t xml:space="preserve">User Story</w:t>
+            </w:r>
+          </w:p>
+        </w:tc>
+        <w:tc>
+          <w:tcPr>
+            <w:tcW w:type="dxa" w:w="1300"/>
+            <w:tcBorders>
+              <w:top w:val="single" w:color="999999" w:sz="4"/>
+              <w:left w:val="single" w:color="999999" w:sz="4"/>
+              <w:bottom w:val="single" w:color="999999" w:sz="4"/>
+              <w:right w:val="single" w:color="999999" w:sz="4"/>
+            </w:tcBorders>
+            <w:shd w:fill="D9E2F3" w:color="auto" w:val="clear"/>
+            <w:tcMar>
+              <w:top w:type="dxa" w:w="70"/>
+              <w:left w:type="dxa" w:w="100"/>
+              <w:bottom w:type="dxa" w:w="70"/>
+              <w:right w:type="dxa" w:w="100"/>
+            </w:tcMar>
+          </w:tcPr>
+          <w:p>
+            <w:pPr>
+              <w:spacing w:after="20"/>
+              <w:jc w:val="left"/>
+            </w:pPr>
+            <w:r>
+              <w:rPr>
+                <w:rFonts w:ascii="Arial" w:cs="Arial" w:eastAsia="Arial" w:hAnsi="Arial"/>
+                <w:b/>
+                <w:bCs/>
+                <w:sz w:val="20"/>
+                <w:szCs w:val="20"/>
+              </w:rPr>
+              <w:t xml:space="preserve">Giá trị cho khách</w:t>
+            </w:r>
+          </w:p>
+        </w:tc>
+        <w:tc>
+          <w:tcPr>
+            <w:tcW w:type="dxa" w:w="5060"/>
+            <w:tcBorders>
+              <w:top w:val="single" w:color="999999" w:sz="4"/>
+              <w:left w:val="single" w:color="999999" w:sz="4"/>
+              <w:bottom w:val="single" w:color="999999" w:sz="4"/>
+              <w:right w:val="single" w:color="999999" w:sz="4"/>
+            </w:tcBorders>
+            <w:shd w:fill="D9E2F3" w:color="auto" w:val="clear"/>
+            <w:tcMar>
+              <w:top w:type="dxa" w:w="70"/>
+              <w:left w:type="dxa" w:w="100"/>
+              <w:bottom w:type="dxa" w:w="70"/>
+              <w:right w:type="dxa" w:w="100"/>
+            </w:tcMar>
+          </w:tcPr>
+          <w:p>
+            <w:pPr>
+              <w:spacing w:after="20"/>
+              <w:jc w:val="left"/>
+            </w:pPr>
+            <w:r>
+              <w:rPr>
+                <w:rFonts w:ascii="Arial" w:cs="Arial" w:eastAsia="Arial" w:hAnsi="Arial"/>
+                <w:b/>
+                <w:bCs/>
+                <w:sz w:val="20"/>
+                <w:szCs w:val="20"/>
+              </w:rPr>
+              <w:t xml:space="preserve">Lý do xếp vị trí này</w:t>
+            </w:r>
+          </w:p>
+        </w:tc>
+      </w:tr>
+      <w:tr>
+        <w:trPr>
+          <w:tblHeader w:val="false"/>
+        </w:trPr>
+        <w:tc>
+          <w:tcPr>
+            <w:tcW w:type="dxa" w:w="800"/>
+            <w:tcBorders>
+              <w:top w:val="single" w:color="999999" w:sz="4"/>
+              <w:left w:val="single" w:color="999999" w:sz="4"/>
+              <w:bottom w:val="single" w:color="999999" w:sz="4"/>
+              <w:right w:val="single" w:color="999999" w:sz="4"/>
+            </w:tcBorders>
+            <w:tcMar>
+              <w:top w:type="dxa" w:w="70"/>
+              <w:left w:type="dxa" w:w="100"/>
+              <w:bottom w:type="dxa" w:w="70"/>
+              <w:right w:type="dxa" w:w="100"/>
+            </w:tcMar>
+          </w:tcPr>
+          <w:p>
+            <w:pPr>
+              <w:spacing w:after="20"/>
+              <w:jc w:val="center"/>
+            </w:pPr>
+            <w:r>
+              <w:rPr>
+                <w:rFonts w:ascii="Arial" w:cs="Arial" w:eastAsia="Arial" w:hAnsi="Arial"/>
+                <w:b/>
+                <w:bCs/>
+                <w:sz w:val="20"/>
+                <w:szCs w:val="20"/>
+              </w:rPr>
+              <w:t xml:space="preserve">1</w:t>
+            </w:r>
+          </w:p>
+        </w:tc>
+        <w:tc>
+          <w:tcPr>
+            <w:tcW w:type="dxa" w:w="2200"/>
+            <w:tcBorders>
+              <w:top w:val="single" w:color="999999" w:sz="4"/>
+              <w:left w:val="single" w:color="999999" w:sz="4"/>
+              <w:bottom w:val="single" w:color="999999" w:sz="4"/>
+              <w:right w:val="single" w:color="999999" w:sz="4"/>
+            </w:tcBorders>
+            <w:tcMar>
+              <w:top w:type="dxa" w:w="70"/>
+              <w:left w:type="dxa" w:w="100"/>
+              <w:bottom w:type="dxa" w:w="70"/>
+              <w:right w:type="dxa" w:w="100"/>
+            </w:tcMar>
+          </w:tcPr>
+          <w:p>
+            <w:pPr>
+              <w:spacing w:after="20"/>
+              <w:jc w:val="left"/>
+            </w:pPr>
+            <w:r>
+              <w:rPr>
+                <w:rFonts w:ascii="Arial" w:cs="Arial" w:eastAsia="Arial" w:hAnsi="Arial"/>
+                <w:b w:val="false"/>
+                <w:bCs w:val="false"/>
+                <w:sz w:val="20"/>
+                <w:szCs w:val="20"/>
+              </w:rPr>
+              <w:t xml:space="preserve">US1 - Thứ tự đón, đang đón ai</w:t>
+            </w:r>
+          </w:p>
+        </w:tc>
+        <w:tc>
+          <w:tcPr>
+            <w:tcW w:type="dxa" w:w="1300"/>
+            <w:tcBorders>
+              <w:top w:val="single" w:color="999999" w:sz="4"/>
+              <w:left w:val="single" w:color="999999" w:sz="4"/>
+              <w:bottom w:val="single" w:color="999999" w:sz="4"/>
+              <w:right w:val="single" w:color="999999" w:sz="4"/>
+            </w:tcBorders>
+            <w:tcMar>
+              <w:top w:type="dxa" w:w="70"/>
+              <w:left w:type="dxa" w:w="100"/>
+              <w:bottom w:type="dxa" w:w="70"/>
+              <w:right w:type="dxa" w:w="100"/>
+            </w:tcMar>
+          </w:tcPr>
+          <w:p>
+            <w:pPr>
+              <w:spacing w:after="20"/>
+              <w:jc w:val="left"/>
+            </w:pPr>
+            <w:r>
+              <w:rPr>
+                <w:rFonts w:ascii="Arial" w:cs="Arial" w:eastAsia="Arial" w:hAnsi="Arial"/>
+                <w:b w:val="false"/>
+                <w:bCs w:val="false"/>
+                <w:sz w:val="20"/>
+                <w:szCs w:val="20"/>
+              </w:rPr>
+              <w:t xml:space="preserve">Cao</w:t>
+            </w:r>
+          </w:p>
+        </w:tc>
+        <w:tc>
+          <w:tcPr>
+            <w:tcW w:type="dxa" w:w="5060"/>
+            <w:tcBorders>
+              <w:top w:val="single" w:color="999999" w:sz="4"/>
+              <w:left w:val="single" w:color="999999" w:sz="4"/>
+              <w:bottom w:val="single" w:color="999999" w:sz="4"/>
+              <w:right w:val="single" w:color="999999" w:sz="4"/>
+            </w:tcBorders>
+            <w:tcMar>
+              <w:top w:type="dxa" w:w="70"/>
+              <w:left w:type="dxa" w:w="100"/>
+              <w:bottom w:type="dxa" w:w="70"/>
+              <w:right w:type="dxa" w:w="100"/>
+            </w:tcMar>
+          </w:tcPr>
+          <w:p>
+            <w:pPr>
+              <w:spacing w:after="20"/>
+              <w:jc w:val="left"/>
+            </w:pPr>
+            <w:r>
+              <w:rPr>
+                <w:rFonts w:ascii="Arial" w:cs="Arial" w:eastAsia="Arial" w:hAnsi="Arial"/>
+                <w:b w:val="false"/>
+                <w:bCs w:val="false"/>
+                <w:sz w:val="20"/>
+                <w:szCs w:val="20"/>
+              </w:rPr>
+              <w:t xml:space="preserve">Trả lời trực tiếp 2 trong 3 phản ánh ("đón ai", "bao giờ đến lượt"); dữ liệu nội bộ nên làm được ngay.</w:t>
+            </w:r>
+          </w:p>
+        </w:tc>
+      </w:tr>
+      <w:tr>
+        <w:trPr>
+          <w:tblHeader w:val="false"/>
+        </w:trPr>
+        <w:tc>
+          <w:tcPr>
+            <w:tcW w:type="dxa" w:w="800"/>
+            <w:tcBorders>
+              <w:top w:val="single" w:color="999999" w:sz="4"/>
+              <w:left w:val="single" w:color="999999" w:sz="4"/>
+              <w:bottom w:val="single" w:color="999999" w:sz="4"/>
+              <w:right w:val="single" w:color="999999" w:sz="4"/>
+            </w:tcBorders>
+            <w:tcMar>
+              <w:top w:type="dxa" w:w="70"/>
+              <w:left w:type="dxa" w:w="100"/>
+              <w:bottom w:type="dxa" w:w="70"/>
+              <w:right w:type="dxa" w:w="100"/>
+            </w:tcMar>
+          </w:tcPr>
+          <w:p>
+            <w:pPr>
+              <w:spacing w:after="20"/>
+              <w:jc w:val="center"/>
+            </w:pPr>
+            <w:r>
+              <w:rPr>
+                <w:rFonts w:ascii="Arial" w:cs="Arial" w:eastAsia="Arial" w:hAnsi="Arial"/>
+                <w:b/>
+                <w:bCs/>
+                <w:sz w:val="20"/>
+                <w:szCs w:val="20"/>
+              </w:rPr>
+              <w:t xml:space="preserve">2</w:t>
+            </w:r>
+          </w:p>
+        </w:tc>
+        <w:tc>
+          <w:tcPr>
+            <w:tcW w:type="dxa" w:w="2200"/>
+            <w:tcBorders>
+              <w:top w:val="single" w:color="999999" w:sz="4"/>
+              <w:left w:val="single" w:color="999999" w:sz="4"/>
+              <w:bottom w:val="single" w:color="999999" w:sz="4"/>
+              <w:right w:val="single" w:color="999999" w:sz="4"/>
+            </w:tcBorders>
+            <w:tcMar>
+              <w:top w:type="dxa" w:w="70"/>
+              <w:left w:type="dxa" w:w="100"/>
+              <w:bottom w:type="dxa" w:w="70"/>
+              <w:right w:type="dxa" w:w="100"/>
+            </w:tcMar>
+          </w:tcPr>
+          <w:p>
+            <w:pPr>
+              <w:spacing w:after="20"/>
+              <w:jc w:val="left"/>
+            </w:pPr>
+            <w:r>
+              <w:rPr>
+                <w:rFonts w:ascii="Arial" w:cs="Arial" w:eastAsia="Arial" w:hAnsi="Arial"/>
+                <w:b w:val="false"/>
+                <w:bCs w:val="false"/>
+                <w:sz w:val="20"/>
+                <w:szCs w:val="20"/>
+              </w:rPr>
+              <w:t xml:space="preserve">US3 - Báo sự cố trong chuyến</w:t>
+            </w:r>
+          </w:p>
+        </w:tc>
+        <w:tc>
+          <w:tcPr>
+            <w:tcW w:type="dxa" w:w="1300"/>
+            <w:tcBorders>
+              <w:top w:val="single" w:color="999999" w:sz="4"/>
+              <w:left w:val="single" w:color="999999" w:sz="4"/>
+              <w:bottom w:val="single" w:color="999999" w:sz="4"/>
+              <w:right w:val="single" w:color="999999" w:sz="4"/>
+            </w:tcBorders>
+            <w:tcMar>
+              <w:top w:type="dxa" w:w="70"/>
+              <w:left w:type="dxa" w:w="100"/>
+              <w:bottom w:type="dxa" w:w="70"/>
+              <w:right w:type="dxa" w:w="100"/>
+            </w:tcMar>
+          </w:tcPr>
+          <w:p>
+            <w:pPr>
+              <w:spacing w:after="20"/>
+              <w:jc w:val="left"/>
+            </w:pPr>
+            <w:r>
+              <w:rPr>
+                <w:rFonts w:ascii="Arial" w:cs="Arial" w:eastAsia="Arial" w:hAnsi="Arial"/>
+                <w:b w:val="false"/>
+                <w:bCs w:val="false"/>
+                <w:sz w:val="20"/>
+                <w:szCs w:val="20"/>
+              </w:rPr>
+              <w:t xml:space="preserve">Cao</w:t>
+            </w:r>
+          </w:p>
+        </w:tc>
+        <w:tc>
+          <w:tcPr>
+            <w:tcW w:type="dxa" w:w="5060"/>
+            <w:tcBorders>
+              <w:top w:val="single" w:color="999999" w:sz="4"/>
+              <w:left w:val="single" w:color="999999" w:sz="4"/>
+              <w:bottom w:val="single" w:color="999999" w:sz="4"/>
+              <w:right w:val="single" w:color="999999" w:sz="4"/>
+            </w:tcBorders>
+            <w:tcMar>
+              <w:top w:type="dxa" w:w="70"/>
+              <w:left w:type="dxa" w:w="100"/>
+              <w:bottom w:type="dxa" w:w="70"/>
+              <w:right w:type="dxa" w:w="100"/>
+            </w:tcMar>
+          </w:tcPr>
+          <w:p>
+            <w:pPr>
+              <w:spacing w:after="20"/>
+              <w:jc w:val="left"/>
+            </w:pPr>
+            <w:r>
+              <w:rPr>
+                <w:rFonts w:ascii="Arial" w:cs="Arial" w:eastAsia="Arial" w:hAnsi="Arial"/>
+                <w:b w:val="false"/>
+                <w:bCs w:val="false"/>
+                <w:sz w:val="20"/>
+                <w:szCs w:val="20"/>
+              </w:rPr>
+              <w:t xml:space="preserve">Trả lời phản ánh "có vấn đề thì làm gì" bằng thao tác trực tiếp; liên quan an toàn; dữ liệu nội bộ nên làm được ngay.</w:t>
+            </w:r>
+          </w:p>
+        </w:tc>
+      </w:tr>
+      <w:tr>
+        <w:trPr>
+          <w:tblHeader w:val="false"/>
+        </w:trPr>
+        <w:tc>
+          <w:tcPr>
+            <w:tcW w:type="dxa" w:w="800"/>
+            <w:tcBorders>
+              <w:top w:val="single" w:color="999999" w:sz="4"/>
+              <w:left w:val="single" w:color="999999" w:sz="4"/>
+              <w:bottom w:val="single" w:color="999999" w:sz="4"/>
+              <w:right w:val="single" w:color="999999" w:sz="4"/>
+            </w:tcBorders>
+            <w:tcMar>
+              <w:top w:type="dxa" w:w="70"/>
+              <w:left w:type="dxa" w:w="100"/>
+              <w:bottom w:type="dxa" w:w="70"/>
+              <w:right w:type="dxa" w:w="100"/>
+            </w:tcMar>
+          </w:tcPr>
+          <w:p>
+            <w:pPr>
+              <w:spacing w:after="20"/>
+              <w:jc w:val="center"/>
+            </w:pPr>
+            <w:r>
+              <w:rPr>
+                <w:rFonts w:ascii="Arial" w:cs="Arial" w:eastAsia="Arial" w:hAnsi="Arial"/>
+                <w:b/>
+                <w:bCs/>
+                <w:sz w:val="20"/>
+                <w:szCs w:val="20"/>
+              </w:rPr>
+              <w:t xml:space="preserve">3</w:t>
+            </w:r>
+          </w:p>
+        </w:tc>
+        <w:tc>
+          <w:tcPr>
+            <w:tcW w:type="dxa" w:w="2200"/>
+            <w:tcBorders>
+              <w:top w:val="single" w:color="999999" w:sz="4"/>
+              <w:left w:val="single" w:color="999999" w:sz="4"/>
+              <w:bottom w:val="single" w:color="999999" w:sz="4"/>
+              <w:right w:val="single" w:color="999999" w:sz="4"/>
+            </w:tcBorders>
+            <w:tcMar>
+              <w:top w:type="dxa" w:w="70"/>
+              <w:left w:type="dxa" w:w="100"/>
+              <w:bottom w:type="dxa" w:w="70"/>
+              <w:right w:type="dxa" w:w="100"/>
+            </w:tcMar>
+          </w:tcPr>
+          <w:p>
+            <w:pPr>
+              <w:spacing w:after="20"/>
+              <w:jc w:val="left"/>
+            </w:pPr>
+            <w:r>
+              <w:rPr>
+                <w:rFonts w:ascii="Arial" w:cs="Arial" w:eastAsia="Arial" w:hAnsi="Arial"/>
+                <w:b w:val="false"/>
+                <w:bCs w:val="false"/>
+                <w:sz w:val="20"/>
+                <w:szCs w:val="20"/>
+              </w:rPr>
+              <w:t xml:space="preserve">US2 - Vị trí xe và thời gian dự kiến đến</w:t>
+            </w:r>
+          </w:p>
+        </w:tc>
+        <w:tc>
+          <w:tcPr>
+            <w:tcW w:type="dxa" w:w="1300"/>
+            <w:tcBorders>
+              <w:top w:val="single" w:color="999999" w:sz="4"/>
+              <w:left w:val="single" w:color="999999" w:sz="4"/>
+              <w:bottom w:val="single" w:color="999999" w:sz="4"/>
+              <w:right w:val="single" w:color="999999" w:sz="4"/>
+            </w:tcBorders>
+            <w:tcMar>
+              <w:top w:type="dxa" w:w="70"/>
+              <w:left w:type="dxa" w:w="100"/>
+              <w:bottom w:type="dxa" w:w="70"/>
+              <w:right w:type="dxa" w:w="100"/>
+            </w:tcMar>
+          </w:tcPr>
+          <w:p>
+            <w:pPr>
+              <w:spacing w:after="20"/>
+              <w:jc w:val="left"/>
+            </w:pPr>
+            <w:r>
+              <w:rPr>
+                <w:rFonts w:ascii="Arial" w:cs="Arial" w:eastAsia="Arial" w:hAnsi="Arial"/>
+                <w:b w:val="false"/>
+                <w:bCs w:val="false"/>
+                <w:sz w:val="20"/>
+                <w:szCs w:val="20"/>
+              </w:rPr>
+              <w:t xml:space="preserve">Cao</w:t>
+            </w:r>
+          </w:p>
+        </w:tc>
+        <w:tc>
+          <w:tcPr>
+            <w:tcW w:type="dxa" w:w="5060"/>
+            <w:tcBorders>
+              <w:top w:val="single" w:color="999999" w:sz="4"/>
+              <w:left w:val="single" w:color="999999" w:sz="4"/>
+              <w:bottom w:val="single" w:color="999999" w:sz="4"/>
+              <w:right w:val="single" w:color="999999" w:sz="4"/>
+            </w:tcBorders>
+            <w:tcMar>
+              <w:top w:type="dxa" w:w="70"/>
+              <w:left w:type="dxa" w:w="100"/>
+              <w:bottom w:type="dxa" w:w="70"/>
+              <w:right w:type="dxa" w:w="100"/>
+            </w:tcMar>
+          </w:tcPr>
+          <w:p>
+            <w:pPr>
+              <w:spacing w:after="20"/>
+              <w:jc w:val="left"/>
+            </w:pPr>
+            <w:r>
+              <w:rPr>
+                <w:rFonts w:ascii="Arial" w:cs="Arial" w:eastAsia="Arial" w:hAnsi="Arial"/>
+                <w:b w:val="false"/>
+                <w:bCs w:val="false"/>
+                <w:sz w:val="20"/>
+                <w:szCs w:val="20"/>
+              </w:rPr>
+              <w:t xml:space="preserve">Giá trị cao nhưng cần dữ liệu từ đối tác bản đồ chưa bàn giao, nên đứng sau hai story đã sẵn sàng.</w:t>
+            </w:r>
+          </w:p>
+        </w:tc>
+      </w:tr>
+      <w:tr>
+        <w:trPr>
+          <w:tblHeader w:val="false"/>
+        </w:trPr>
+        <w:tc>
+          <w:tcPr>
+            <w:tcW w:type="dxa" w:w="800"/>
+            <w:tcBorders>
+              <w:top w:val="single" w:color="999999" w:sz="4"/>
+              <w:left w:val="single" w:color="999999" w:sz="4"/>
+              <w:bottom w:val="single" w:color="999999" w:sz="4"/>
+              <w:right w:val="single" w:color="999999" w:sz="4"/>
+            </w:tcBorders>
+            <w:tcMar>
+              <w:top w:type="dxa" w:w="70"/>
+              <w:left w:type="dxa" w:w="100"/>
+              <w:bottom w:type="dxa" w:w="70"/>
+              <w:right w:type="dxa" w:w="100"/>
+            </w:tcMar>
+          </w:tcPr>
+          <w:p>
+            <w:pPr>
+              <w:spacing w:after="20"/>
+              <w:jc w:val="center"/>
+            </w:pPr>
+            <w:r>
+              <w:rPr>
+                <w:rFonts w:ascii="Arial" w:cs="Arial" w:eastAsia="Arial" w:hAnsi="Arial"/>
+                <w:b/>
+                <w:bCs/>
+                <w:sz w:val="20"/>
+                <w:szCs w:val="20"/>
+              </w:rPr>
+              <w:t xml:space="preserve">4</w:t>
+            </w:r>
+          </w:p>
+        </w:tc>
+        <w:tc>
+          <w:tcPr>
+            <w:tcW w:type="dxa" w:w="2200"/>
+            <w:tcBorders>
+              <w:top w:val="single" w:color="999999" w:sz="4"/>
+              <w:left w:val="single" w:color="999999" w:sz="4"/>
+              <w:bottom w:val="single" w:color="999999" w:sz="4"/>
+              <w:right w:val="single" w:color="999999" w:sz="4"/>
+            </w:tcBorders>
+            <w:tcMar>
+              <w:top w:type="dxa" w:w="70"/>
+              <w:left w:type="dxa" w:w="100"/>
+              <w:bottom w:type="dxa" w:w="70"/>
+              <w:right w:type="dxa" w:w="100"/>
+            </w:tcMar>
+          </w:tcPr>
+          <w:p>
+            <w:pPr>
+              <w:spacing w:after="20"/>
+              <w:jc w:val="left"/>
+            </w:pPr>
+            <w:r>
+              <w:rPr>
+                <w:rFonts w:ascii="Arial" w:cs="Arial" w:eastAsia="Arial" w:hAnsi="Arial"/>
+                <w:b w:val="false"/>
+                <w:bCs w:val="false"/>
+                <w:sz w:val="20"/>
+                <w:szCs w:val="20"/>
+              </w:rPr>
+              <w:t xml:space="preserve">US4 - Hướng dẫn xử lý tình huống thường gặp</w:t>
+            </w:r>
+          </w:p>
+        </w:tc>
+        <w:tc>
+          <w:tcPr>
+            <w:tcW w:type="dxa" w:w="1300"/>
+            <w:tcBorders>
+              <w:top w:val="single" w:color="999999" w:sz="4"/>
+              <w:left w:val="single" w:color="999999" w:sz="4"/>
+              <w:bottom w:val="single" w:color="999999" w:sz="4"/>
+              <w:right w:val="single" w:color="999999" w:sz="4"/>
+            </w:tcBorders>
+            <w:tcMar>
+              <w:top w:type="dxa" w:w="70"/>
+              <w:left w:type="dxa" w:w="100"/>
+              <w:bottom w:type="dxa" w:w="70"/>
+              <w:right w:type="dxa" w:w="100"/>
+            </w:tcMar>
+          </w:tcPr>
+          <w:p>
+            <w:pPr>
+              <w:spacing w:after="20"/>
+              <w:jc w:val="left"/>
+            </w:pPr>
+            <w:r>
+              <w:rPr>
+                <w:rFonts w:ascii="Arial" w:cs="Arial" w:eastAsia="Arial" w:hAnsi="Arial"/>
+                <w:b w:val="false"/>
+                <w:bCs w:val="false"/>
+                <w:sz w:val="20"/>
+                <w:szCs w:val="20"/>
+              </w:rPr>
+              <w:t xml:space="preserve">Trung bình</w:t>
+            </w:r>
+          </w:p>
+        </w:tc>
+        <w:tc>
+          <w:tcPr>
+            <w:tcW w:type="dxa" w:w="5060"/>
+            <w:tcBorders>
+              <w:top w:val="single" w:color="999999" w:sz="4"/>
+              <w:left w:val="single" w:color="999999" w:sz="4"/>
+              <w:bottom w:val="single" w:color="999999" w:sz="4"/>
+              <w:right w:val="single" w:color="999999" w:sz="4"/>
+            </w:tcBorders>
+            <w:tcMar>
+              <w:top w:type="dxa" w:w="70"/>
+              <w:left w:type="dxa" w:w="100"/>
+              <w:bottom w:type="dxa" w:w="70"/>
+              <w:right w:type="dxa" w:w="100"/>
+            </w:tcMar>
+          </w:tcPr>
+          <w:p>
+            <w:pPr>
+              <w:spacing w:after="20"/>
+              <w:jc w:val="left"/>
+            </w:pPr>
+            <w:r>
+              <w:rPr>
+                <w:rFonts w:ascii="Arial" w:cs="Arial" w:eastAsia="Arial" w:hAnsi="Arial"/>
+                <w:b w:val="false"/>
+                <w:bCs w:val="false"/>
+                <w:sz w:val="20"/>
+                <w:szCs w:val="20"/>
+              </w:rPr>
+              <w:t xml:space="preserve">Giúp khách tự xử lý nhưng giá trị thấp hơn việc báo sự cố trực tiếp (US3).</w:t>
+            </w:r>
+          </w:p>
+        </w:tc>
+      </w:tr>
+    </w:tbl>
+    <w:p>
+      <w:pPr>
+        <w:spacing w:after="100" w:before="200"/>
+      </w:pPr>
+      <w:r>
+        <w:rPr>
+          <w:rFonts w:ascii="Arial" w:cs="Arial" w:eastAsia="Arial" w:hAnsi="Arial"/>
+          <w:b/>
+          <w:bCs/>
           <w:sz w:val="22"/>
           <w:szCs w:val="22"/>
         </w:rPr>
@@ -762,7 +2376,7 @@
           <w:sz w:val="22"/>
           <w:szCs w:val="22"/>
         </w:rPr>
-        <w:t xml:space="preserve">Theo D.E.E.P:</w:t>
+        <w:t xml:space="preserve">Lý do theo D.E.E.P:</w:t>
       </w:r>
     </w:p>
     <w:p>
@@ -782,15 +2396,15 @@
           <w:sz w:val="22"/>
           <w:szCs w:val="22"/>
         </w:rPr>
-        <w:t xml:space="preserve">Detailed appropriately: </w:t>
-      </w:r>
-      <w:r>
-        <w:rPr>
-          <w:rFonts w:ascii="Arial" w:cs="Arial" w:eastAsia="Arial" w:hAnsi="Arial"/>
-          <w:sz w:val="22"/>
-          <w:szCs w:val="22"/>
-        </w:rPr>
-        <w:t xml:space="preserve">US1 đứng đầu Backlog, sẽ vào Sprint sớm nhất nên cần Acceptance Criteria rõ ràng (hiển thị thế nào khi khách đổi thứ tự, khi có khách hủy...), còn US4 ở cuối chỉ cần mô tả thô.</w:t>
+        <w:t xml:space="preserve">Detailed appropriately (chi tiết vừa đủ): </w:t>
+      </w:r>
+      <w:r>
+        <w:rPr>
+          <w:rFonts w:ascii="Arial" w:cs="Arial" w:eastAsia="Arial" w:hAnsi="Arial"/>
+          <w:sz w:val="22"/>
+          <w:szCs w:val="22"/>
+        </w:rPr>
+        <w:t xml:space="preserve">US1 nằm đầu Backlog và sẽ vào Sprint sớm nhất nên cần Acceptance Criteria rõ ràng (hiển thị thế nào khi có khách hủy hoặc đổi thứ tự đón). US2, US4 ở phía sau chỉ cần mô tả sơ bộ.</w:t>
       </w:r>
     </w:p>
     <w:p>
@@ -810,15 +2424,15 @@
           <w:sz w:val="22"/>
           <w:szCs w:val="22"/>
         </w:rPr>
-        <w:t xml:space="preserve">Estimated: </w:t>
-      </w:r>
-      <w:r>
-        <w:rPr>
-          <w:rFonts w:ascii="Arial" w:cs="Arial" w:eastAsia="Arial" w:hAnsi="Arial"/>
-          <w:sz w:val="22"/>
-          <w:szCs w:val="22"/>
-        </w:rPr>
-        <w:t xml:space="preserve">US1 chi tiết đủ để Developers ước lượng chắc, các story phía sau chỉ ước lượng sơ bộ.</w:t>
+        <w:t xml:space="preserve">Estimated (ước lượng): </w:t>
+      </w:r>
+      <w:r>
+        <w:rPr>
+          <w:rFonts w:ascii="Arial" w:cs="Arial" w:eastAsia="Arial" w:hAnsi="Arial"/>
+          <w:sz w:val="22"/>
+          <w:szCs w:val="22"/>
+        </w:rPr>
+        <w:t xml:space="preserve">chi tiết đủ thì Developers ước lượng US1 chắc chắn; story phía sau ước lượng thô và sẽ tinh chỉnh khi lên gần đầu Backlog.</w:t>
       </w:r>
     </w:p>
     <w:p>
@@ -838,15 +2452,15 @@
           <w:sz w:val="22"/>
           <w:szCs w:val="22"/>
         </w:rPr>
-        <w:t xml:space="preserve">Emergent: </w:t>
-      </w:r>
-      <w:r>
-        <w:rPr>
-          <w:rFonts w:ascii="Arial" w:cs="Arial" w:eastAsia="Arial" w:hAnsi="Arial"/>
-          <w:sz w:val="22"/>
-          <w:szCs w:val="22"/>
-        </w:rPr>
-        <w:t xml:space="preserve">US2, US4 có thể thay đổi sau khi khách dùng thử US1, US3 và khi có dữ liệu bản đồ, nên chưa nên đầu tư chi tiết sớm.</w:t>
+        <w:t xml:space="preserve">Emergent (nổi lên, thay đổi): </w:t>
+      </w:r>
+      <w:r>
+        <w:rPr>
+          <w:rFonts w:ascii="Arial" w:cs="Arial" w:eastAsia="Arial" w:hAnsi="Arial"/>
+          <w:sz w:val="22"/>
+          <w:szCs w:val="22"/>
+        </w:rPr>
+        <w:t xml:space="preserve">US2, US4 có thể đổi sau khi khách dùng thử US1, US3 và khi biết dữ liệu bản đồ, nên chưa đầu tư chi tiết sớm.</w:t>
       </w:r>
     </w:p>
     <w:p>
@@ -866,15 +2480,15 @@
           <w:sz w:val="22"/>
           <w:szCs w:val="22"/>
         </w:rPr>
-        <w:t xml:space="preserve">Prioritized: </w:t>
-      </w:r>
-      <w:r>
-        <w:rPr>
-          <w:rFonts w:ascii="Arial" w:cs="Arial" w:eastAsia="Arial" w:hAnsi="Arial"/>
-          <w:sz w:val="22"/>
-          <w:szCs w:val="22"/>
-        </w:rPr>
-        <w:t xml:space="preserve">thứ tự trên được sắp theo giá trị cho khách nên phần chi tiết cũng dồn vào đầu Backlog.</w:t>
+        <w:t xml:space="preserve">Prioritized (ưu tiên): </w:t>
+      </w:r>
+      <w:r>
+        <w:rPr>
+          <w:rFonts w:ascii="Arial" w:cs="Arial" w:eastAsia="Arial" w:hAnsi="Arial"/>
+          <w:sz w:val="22"/>
+          <w:szCs w:val="22"/>
+        </w:rPr>
+        <w:t xml:space="preserve">thứ tự theo giá trị cho khách quyết định mức chi tiết: càng gần đầu Backlog càng chi tiết.</w:t>
       </w:r>
     </w:p>
     <w:p>
@@ -906,7 +2520,7 @@
           <w:sz w:val="25"/>
           <w:szCs w:val="25"/>
         </w:rPr>
-        <w:t xml:space="preserve">Tình huống 1: Burndown đi ngang 3 ngày liền do đối tác bản đồ chưa bàn giao dữ liệu vị trí</w:t>
+        <w:t xml:space="preserve">Tình huống 1: Burndown Chart đi ngang 3 ngày liền do đối tác bản đồ chưa bàn giao dữ liệu vị trí</w:t>
       </w:r>
     </w:p>
     <w:p>
@@ -929,7 +2543,7 @@
           <w:sz w:val="22"/>
           <w:szCs w:val="22"/>
         </w:rPr>
-        <w:t xml:space="preserve">đường thực tế nằm ngang (khối lượng còn lại không giảm) trong khi đường lý tưởng vẫn dốc xuống, khoảng cách giữa hai đường ngày càng rộng và đường thực tế nằm phía trên.</w:t>
+        <w:t xml:space="preserve">đường thực tế nằm ngang 3 ngày liền (khối lượng công việc còn lại không giảm) trong khi đường lý tưởng vẫn dốc xuống; đường thực tế nằm phía trên và cách đường lý tưởng ngày càng xa, báo hiệu nguy cơ không đạt Sprint Goal.</w:t>
       </w:r>
     </w:p>
     <w:p>
@@ -972,7 +2586,7 @@
           <w:sz w:val="22"/>
           <w:szCs w:val="22"/>
         </w:rPr>
-        <w:t xml:space="preserve">nêu vướng mắc ở Daily Scrum, chuyển sang làm các story không phụ thuộc dữ liệu bản đồ (US1, US3) để đường Burndown tiếp tục đi xuống.</w:t>
+        <w:t xml:space="preserve">nêu trở ngại ở Daily Scrum và tự điều chỉnh, chuyển sang các story không phụ thuộc dữ liệu bản đồ (US1, US3) để đường thực tế tiếp tục đi xuống.</w:t>
       </w:r>
     </w:p>
     <w:p>
@@ -1000,7 +2614,7 @@
           <w:sz w:val="22"/>
           <w:szCs w:val="22"/>
         </w:rPr>
-        <w:t xml:space="preserve">gỡ trở ngại: làm việc và đẩy cấp (escalate) với đối tác để chốt thời hạn bàn giao.</w:t>
+        <w:t xml:space="preserve">gỡ trở ngại: làm việc với đối tác bản đồ, đẩy cấp lên (escalate) để chốt thời hạn bàn giao.</w:t>
       </w:r>
     </w:p>
     <w:p>
@@ -1028,7 +2642,7 @@
           <w:sz w:val="22"/>
           <w:szCs w:val="22"/>
         </w:rPr>
-        <w:t xml:space="preserve">cùng Developers thương lượng lại phạm vi Sprint Backlog nếu đối tác vẫn chưa bàn giao: đẩy US2 sang Sprint sau, giữ Sprint Goal. Không kéo dài Sprint hay dồn việc cho Developers tăng ca.</w:t>
+        <w:t xml:space="preserve">nếu đối tác vẫn chưa bàn giao thì cùng Developers thương lượng lại phạm vi Sprint Backlog: đưa US2 ra khỏi Sprint và giữ nguyên Sprint Goal. Không kéo dài Sprint, không bắt Developers tăng ca.</w:t>
       </w:r>
     </w:p>
     <w:p>
@@ -1087,25 +2701,7 @@
           <w:sz w:val="22"/>
           <w:szCs w:val="22"/>
         </w:rPr>
-        <w:t xml:space="preserve">quyết định khối lượng nhận vào Sprint dựa trên năng lực thực tế (velocity), </w:t>
-      </w:r>
-      <w:r>
-        <w:rPr>
-          <w:rFonts w:ascii="Arial" w:cs="Arial" w:eastAsia="Arial" w:hAnsi="Arial"/>
-          <w:b/>
-          <w:bCs/>
-          <w:sz w:val="22"/>
-          <w:szCs w:val="22"/>
-        </w:rPr>
-        <w:t xml:space="preserve">Scrum Master </w:t>
-      </w:r>
-      <w:r>
-        <w:rPr>
-          <w:rFonts w:ascii="Arial" w:cs="Arial" w:eastAsia="Arial" w:hAnsi="Arial"/>
-          <w:sz w:val="22"/>
-          <w:szCs w:val="22"/>
-        </w:rPr>
-        <w:t xml:space="preserve">hỗ trợ giải thích ở Sprint Planning: Epic gồm 4 story, trong đó US2 còn phụ thuộc đối tác, nhận hết sẽ không vừa một Sprint và dễ không đạt Sprint Goal.</w:t>
+        <w:t xml:space="preserve">quyết định khối lượng nhận vào Sprint dựa trên năng lực thực tế; Product Owner sắp thứ tự Product Backlog nhưng không áp đặt lượng việc vào Sprint. Epic là hạng mục quá lớn để hoàn thành (Done) trong một Sprint, và US2 còn bị chặn bởi đối tác.</w:t>
       </w:r>
     </w:p>
     <w:p>
@@ -1120,15 +2716,53 @@
       <w:r>
         <w:rPr>
           <w:rFonts w:ascii="Arial" w:cs="Arial" w:eastAsia="Arial" w:hAnsi="Arial"/>
-          <w:sz w:val="22"/>
-          <w:szCs w:val="22"/>
-        </w:rPr>
-        <w:t xml:space="preserve">Đề xuất với Đức: Sprint này chỉ chọn US1 và US3 (giá trị cao, không bị chặn bởi đối tác), phần còn lại giữ trong Product Backlog. Đức vẫn giữ quyền quyết định thứ tự ưu tiên, nhưng không quyết định thay Developers lượng việc nhận vào Sprint.</w:t>
+          <w:b/>
+          <w:bCs/>
+          <w:sz w:val="22"/>
+          <w:szCs w:val="22"/>
+        </w:rPr>
+        <w:t xml:space="preserve">Scrum Master </w:t>
+      </w:r>
+      <w:r>
+        <w:rPr>
+          <w:rFonts w:ascii="Arial" w:cs="Arial" w:eastAsia="Arial" w:hAnsi="Arial"/>
+          <w:sz w:val="22"/>
+          <w:szCs w:val="22"/>
+        </w:rPr>
+        <w:t xml:space="preserve">giải thích với Đức ở Sprint Planning: nhận cả Epic sẽ khiến Sprint quá tải và khó tạo ra Increment dùng được.</w:t>
+      </w:r>
+    </w:p>
+    <w:p>
+      <w:pPr>
+        <w:pStyle w:val="ListParagraph"/>
+        <w:numPr>
+          <w:ilvl w:val="0"/>
+          <w:numId w:val="2"/>
+        </w:numPr>
+        <w:spacing w:after="60"/>
+      </w:pPr>
+      <w:r>
+        <w:rPr>
+          <w:rFonts w:ascii="Arial" w:cs="Arial" w:eastAsia="Arial" w:hAnsi="Arial"/>
+          <w:b/>
+          <w:bCs/>
+          <w:sz w:val="22"/>
+          <w:szCs w:val="22"/>
+        </w:rPr>
+        <w:t xml:space="preserve">Đề xuất cho Đức: </w:t>
+      </w:r>
+      <w:r>
+        <w:rPr>
+          <w:rFonts w:ascii="Arial" w:cs="Arial" w:eastAsia="Arial" w:hAnsi="Arial"/>
+          <w:sz w:val="22"/>
+          <w:szCs w:val="22"/>
+        </w:rPr>
+        <w:t xml:space="preserve">Sprint này chọn US1 và US3 (giá trị cao, không bị chặn) với Sprint Goal "khách xem được thứ tự đón và báo được sự cố"; US2, US4 giữ trong Product Backlog cho các Sprint kế tiếp. Epic vẫn được hoàn thành trọn vẹn qua các Sprint liên tiếp.</w:t>
       </w:r>
     </w:p>
     <w:sectPr>
       <w:pgSz w:w="11906" w:h="16838" w:orient="portrait"/>
-      <w:pgMar w:top="1440" w:right="1273" w:bottom="1440" w:left="1273" w:header="708" w:footer="708" w:gutter="0"/>
+      <w:pgMar w:top="1300" w:right="1273" w:bottom="1300" w:left="1273" w:header="708" w:footer="708" w:gutter="0"/>
       <w:pgNumType/>
       <w:docGrid w:linePitch="360"/>
     </w:sectPr>
@@ -1309,15 +2943,6 @@
       <w:lvlJc w:val="left"/>
       <w:pPr>
         <w:ind w:left="720" w:hanging="360"/>
-      </w:pPr>
-    </w:lvl>
-    <w:lvl w:ilvl="1" w15:tentative="1">
-      <w:start w:val="1"/>
-      <w:numFmt w:val="bullet"/>
-      <w:lvlText w:val="–"/>
-      <w:lvlJc w:val="left"/>
-      <w:pPr>
-        <w:ind w:left="1440" w:hanging="360"/>
       </w:pPr>
     </w:lvl>
   </w:abstractNum>
